--- a/需求.docx
+++ b/需求.docx
@@ -671,9 +671,6 @@
     <w:p>
       <w:pPr>
         <w:spacing w:line="360" w:lineRule="auto"/>
-        <w:rPr>
-          <w:rFonts w:hint="eastAsia"/>
-        </w:rPr>
       </w:pPr>
       <w:r>
         <w:rPr>
@@ -726,6 +723,197 @@
           <w:rFonts w:hint="eastAsia"/>
         </w:rPr>
         <w:t xml:space="preserve"> </w:t>
+      </w:r>
+    </w:p>
+    <w:p>
+      <w:pPr>
+        <w:spacing w:line="360" w:lineRule="auto"/>
+      </w:pPr>
+    </w:p>
+    <w:p>
+      <w:pPr>
+        <w:spacing w:line="360" w:lineRule="auto"/>
+      </w:pPr>
+      <w:r>
+        <w:rPr>
+          <w:rFonts w:hint="eastAsia"/>
+        </w:rPr>
+        <w:t>请提供一段自动化脚本自动生成</w:t>
+      </w:r>
+      <w:proofErr w:type="spellStart"/>
+      <w:r>
+        <w:rPr>
+          <w:rFonts w:hint="eastAsia"/>
+        </w:rPr>
+        <w:t>h</w:t>
+      </w:r>
+      <w:r>
+        <w:t>aproxy</w:t>
+      </w:r>
+      <w:proofErr w:type="spellEnd"/>
+      <w:r>
+        <w:t xml:space="preserve"> exporter</w:t>
+      </w:r>
+      <w:r>
+        <w:rPr>
+          <w:rFonts w:hint="eastAsia"/>
+        </w:rPr>
+        <w:t>的</w:t>
+      </w:r>
+      <w:r>
+        <w:t>docker-</w:t>
+      </w:r>
+      <w:proofErr w:type="spellStart"/>
+      <w:r>
+        <w:t>compose.yml</w:t>
+      </w:r>
+      <w:proofErr w:type="spellEnd"/>
+      <w:r>
+        <w:rPr>
+          <w:rFonts w:hint="eastAsia"/>
+        </w:rPr>
+        <w:t>文件，具体要求如下：</w:t>
+      </w:r>
+    </w:p>
+    <w:p>
+      <w:pPr>
+        <w:pStyle w:val="ListParagraph"/>
+        <w:numPr>
+          <w:ilvl w:val="0"/>
+          <w:numId w:val="2"/>
+        </w:numPr>
+        <w:spacing w:line="360" w:lineRule="auto"/>
+      </w:pPr>
+      <w:r>
+        <w:rPr>
+          <w:rFonts w:hint="eastAsia"/>
+        </w:rPr>
+        <w:t>提示输入</w:t>
+      </w:r>
+      <w:proofErr w:type="spellStart"/>
+      <w:r>
+        <w:rPr>
+          <w:rFonts w:hint="eastAsia"/>
+        </w:rPr>
+        <w:t>h</w:t>
+      </w:r>
+      <w:r>
+        <w:t>aproxy</w:t>
+      </w:r>
+      <w:proofErr w:type="spellEnd"/>
+      <w:r>
+        <w:rPr>
+          <w:rFonts w:hint="eastAsia"/>
+        </w:rPr>
+        <w:t>的</w:t>
+      </w:r>
+      <w:r>
+        <w:rPr>
+          <w:rFonts w:hint="eastAsia"/>
+        </w:rPr>
+        <w:t>I</w:t>
+      </w:r>
+      <w:r>
+        <w:t>P</w:t>
+      </w:r>
+      <w:r>
+        <w:rPr>
+          <w:rFonts w:hint="eastAsia"/>
+        </w:rPr>
+        <w:t>地址</w:t>
+      </w:r>
+    </w:p>
+    <w:p>
+      <w:pPr>
+        <w:pStyle w:val="ListParagraph"/>
+        <w:numPr>
+          <w:ilvl w:val="0"/>
+          <w:numId w:val="2"/>
+        </w:numPr>
+        <w:spacing w:line="360" w:lineRule="auto"/>
+      </w:pPr>
+      <w:proofErr w:type="spellStart"/>
+      <w:r>
+        <w:t>haproxy</w:t>
+      </w:r>
+      <w:proofErr w:type="spellEnd"/>
+      <w:r>
+        <w:t xml:space="preserve"> </w:t>
+      </w:r>
+      <w:r>
+        <w:rPr>
+          <w:rFonts w:hint="eastAsia"/>
+        </w:rPr>
+        <w:t>的</w:t>
+      </w:r>
+      <w:proofErr w:type="spellStart"/>
+      <w:r>
+        <w:rPr>
+          <w:rFonts w:hint="eastAsia"/>
+        </w:rPr>
+        <w:t>st</w:t>
+      </w:r>
+      <w:r>
+        <w:t>ata</w:t>
+      </w:r>
+      <w:proofErr w:type="spellEnd"/>
+      <w:r>
+        <w:t xml:space="preserve"> </w:t>
+      </w:r>
+      <w:proofErr w:type="spellStart"/>
+      <w:r>
+        <w:t>uri</w:t>
+      </w:r>
+      <w:proofErr w:type="spellEnd"/>
+      <w:r>
+        <w:rPr>
+          <w:rFonts w:hint="eastAsia"/>
+        </w:rPr>
+        <w:t>为</w:t>
+      </w:r>
+      <w:r>
+        <w:rPr>
+          <w:rFonts w:hint="eastAsia"/>
+        </w:rPr>
+        <w:t>/</w:t>
+      </w:r>
+      <w:proofErr w:type="spellStart"/>
+      <w:r>
+        <w:t>haproxy</w:t>
+      </w:r>
+      <w:proofErr w:type="spellEnd"/>
+    </w:p>
+    <w:p>
+      <w:pPr>
+        <w:pStyle w:val="ListParagraph"/>
+        <w:numPr>
+          <w:ilvl w:val="0"/>
+          <w:numId w:val="2"/>
+        </w:numPr>
+        <w:spacing w:line="360" w:lineRule="auto"/>
+        <w:rPr>
+          <w:rFonts w:hint="eastAsia"/>
+        </w:rPr>
+      </w:pPr>
+      <w:r>
+        <w:rPr>
+          <w:rFonts w:hint="eastAsia"/>
+        </w:rPr>
+        <w:t>自动启动</w:t>
+      </w:r>
+      <w:proofErr w:type="spellStart"/>
+      <w:r>
+        <w:rPr>
+          <w:rFonts w:hint="eastAsia"/>
+        </w:rPr>
+        <w:t>h</w:t>
+      </w:r>
+      <w:r>
+        <w:t>aproxy</w:t>
+      </w:r>
+      <w:proofErr w:type="spellEnd"/>
+      <w:r>
+        <w:t xml:space="preserve"> exporter</w:t>
       </w:r>
     </w:p>
     <w:sectPr>
@@ -791,6 +979,92 @@
 <file path=word/numbering.xml><?xml version="1.0" encoding="utf-8"?>
 <w:numbering xmlns:wpc="http://schemas.microsoft.com/office/word/2010/wordprocessingCanvas" xmlns:cx="http://schemas.microsoft.com/office/drawing/2014/chartex" xmlns:cx1="http://schemas.microsoft.com/office/drawing/2015/9/8/chartex" xmlns:cx2="http://schemas.microsoft.com/office/drawing/2015/10/21/chartex" xmlns:cx3="http://schemas.microsoft.com/office/drawing/2016/5/9/chartex" xmlns:cx4="http://schemas.microsoft.com/office/drawing/2016/5/10/chartex" xmlns:cx5="http://schemas.microsoft.com/office/drawing/2016/5/11/chartex" xmlns:cx6="http://schemas.microsoft.com/office/drawing/2016/5/12/chartex" xmlns:cx7="http://schemas.microsoft.com/office/drawing/2016/5/13/chartex" xmlns:cx8="http://schemas.microsoft.com/office/drawing/2016/5/14/chartex" xmlns:mc="http://schemas.openxmlformats.org/markup-compatibility/2006" xmlns:aink="http://schemas.microsoft.com/office/drawing/2016/ink" xmlns:am3d="http://schemas.microsoft.com/office/drawing/2017/model3d" xmlns:o="urn:schemas-microsoft-com:office:office" xmlns:oel="http://schemas.microsoft.com/office/2019/extlst" xmlns:r="http://schemas.openxmlformats.org/officeDocument/2006/relationships" xmlns:m="http://schemas.openxmlformats.org/officeDocument/2006/math" xmlns:v="urn:schemas-microsoft-com:vml" xmlns:wp14="http://schemas.microsoft.com/office/word/2010/wordprocessingDrawing" xmlns:wp="http://schemas.openxmlformats.org/drawingml/2006/wordprocessingDrawing" xmlns:w10="urn:schemas-microsoft-com:office:word" xmlns:w="http://schemas.openxmlformats.org/wordprocessingml/2006/main" xmlns:w14="http://schemas.microsoft.com/office/word/2010/wordml" xmlns:w15="http://schemas.microsoft.com/office/word/2012/wordml" xmlns:w16cex="http://schemas.microsoft.com/office/word/2018/wordml/cex" xmlns:w16cid="http://schemas.microsoft.com/office/word/2016/wordml/cid" xmlns:w16="http://schemas.microsoft.com/office/word/2018/wordml" xmlns:w16sdtdh="http://schemas.microsoft.com/office/word/2020/wordml/sdtdatahash" xmlns:w16se="http://schemas.microsoft.com/office/word/2015/wordml/symex" xmlns:wpg="http://schemas.microsoft.com/office/word/2010/wordprocessingGroup" xmlns:wpi="http://schemas.microsoft.com/office/word/2010/wordprocessingInk" xmlns:wne="http://schemas.microsoft.com/office/word/2006/wordml" xmlns:wps="http://schemas.microsoft.com/office/word/2010/wordprocessingShape" mc:Ignorable="w14 w15 w16se w16cid w16 w16cex w16sdtdh wp14">
   <w:abstractNum w:abstractNumId="0" w15:restartNumberingAfterBreak="0">
+    <w:nsid w:val="4E7B10D1"/>
+    <w:multiLevelType w:val="hybridMultilevel"/>
+    <w:tmpl w:val="844E2710"/>
+    <w:lvl w:ilvl="0" w:tplc="0409000F">
+      <w:start w:val="1"/>
+      <w:numFmt w:val="decimal"/>
+      <w:lvlText w:val="%1."/>
+      <w:lvlJc w:val="left"/>
+      <w:pPr>
+        <w:ind w:left="360" w:hanging="360"/>
+      </w:pPr>
+    </w:lvl>
+    <w:lvl w:ilvl="1" w:tplc="04090019" w:tentative="1">
+      <w:start w:val="1"/>
+      <w:numFmt w:val="lowerLetter"/>
+      <w:lvlText w:val="%2."/>
+      <w:lvlJc w:val="left"/>
+      <w:pPr>
+        <w:ind w:left="1080" w:hanging="360"/>
+      </w:pPr>
+    </w:lvl>
+    <w:lvl w:ilvl="2" w:tplc="0409001B" w:tentative="1">
+      <w:start w:val="1"/>
+      <w:numFmt w:val="lowerRoman"/>
+      <w:lvlText w:val="%3."/>
+      <w:lvlJc w:val="right"/>
+      <w:pPr>
+        <w:ind w:left="1800" w:hanging="180"/>
+      </w:pPr>
+    </w:lvl>
+    <w:lvl w:ilvl="3" w:tplc="0409000F" w:tentative="1">
+      <w:start w:val="1"/>
+      <w:numFmt w:val="decimal"/>
+      <w:lvlText w:val="%4."/>
+      <w:lvlJc w:val="left"/>
+      <w:pPr>
+        <w:ind w:left="2520" w:hanging="360"/>
+      </w:pPr>
+    </w:lvl>
+    <w:lvl w:ilvl="4" w:tplc="04090019" w:tentative="1">
+      <w:start w:val="1"/>
+      <w:numFmt w:val="lowerLetter"/>
+      <w:lvlText w:val="%5."/>
+      <w:lvlJc w:val="left"/>
+      <w:pPr>
+        <w:ind w:left="3240" w:hanging="360"/>
+      </w:pPr>
+    </w:lvl>
+    <w:lvl w:ilvl="5" w:tplc="0409001B" w:tentative="1">
+      <w:start w:val="1"/>
+      <w:numFmt w:val="lowerRoman"/>
+      <w:lvlText w:val="%6."/>
+      <w:lvlJc w:val="right"/>
+      <w:pPr>
+        <w:ind w:left="3960" w:hanging="180"/>
+      </w:pPr>
+    </w:lvl>
+    <w:lvl w:ilvl="6" w:tplc="0409000F" w:tentative="1">
+      <w:start w:val="1"/>
+      <w:numFmt w:val="decimal"/>
+      <w:lvlText w:val="%7."/>
+      <w:lvlJc w:val="left"/>
+      <w:pPr>
+        <w:ind w:left="4680" w:hanging="360"/>
+      </w:pPr>
+    </w:lvl>
+    <w:lvl w:ilvl="7" w:tplc="04090019" w:tentative="1">
+      <w:start w:val="1"/>
+      <w:numFmt w:val="lowerLetter"/>
+      <w:lvlText w:val="%8."/>
+      <w:lvlJc w:val="left"/>
+      <w:pPr>
+        <w:ind w:left="5400" w:hanging="360"/>
+      </w:pPr>
+    </w:lvl>
+    <w:lvl w:ilvl="8" w:tplc="0409001B" w:tentative="1">
+      <w:start w:val="1"/>
+      <w:numFmt w:val="lowerRoman"/>
+      <w:lvlText w:val="%9."/>
+      <w:lvlJc w:val="right"/>
+      <w:pPr>
+        <w:ind w:left="6120" w:hanging="180"/>
+      </w:pPr>
+    </w:lvl>
+  </w:abstractNum>
+  <w:abstractNum w:abstractNumId="1" w15:restartNumberingAfterBreak="0">
     <w:nsid w:val="727E2057"/>
     <w:multiLevelType w:val="hybridMultilevel"/>
     <w:tmpl w:val="D472C210"/>
@@ -877,6 +1151,9 @@
     </w:lvl>
   </w:abstractNum>
   <w:num w:numId="1" w16cid:durableId="1842499221">
+    <w:abstractNumId w:val="1"/>
+  </w:num>
+  <w:num w:numId="2" w16cid:durableId="1665890437">
     <w:abstractNumId w:val="0"/>
   </w:num>
 </w:numbering>

--- a/需求.docx
+++ b/需求.docx
@@ -3,11 +3,6 @@
 <w:document xmlns:wpc="http://schemas.microsoft.com/office/word/2010/wordprocessingCanvas" xmlns:cx="http://schemas.microsoft.com/office/drawing/2014/chartex" xmlns:cx1="http://schemas.microsoft.com/office/drawing/2015/9/8/chartex" xmlns:cx2="http://schemas.microsoft.com/office/drawing/2015/10/21/chartex" xmlns:cx3="http://schemas.microsoft.com/office/drawing/2016/5/9/chartex" xmlns:cx4="http://schemas.microsoft.com/office/drawing/2016/5/10/chartex" xmlns:cx5="http://schemas.microsoft.com/office/drawing/2016/5/11/chartex" xmlns:cx6="http://schemas.microsoft.com/office/drawing/2016/5/12/chartex" xmlns:cx7="http://schemas.microsoft.com/office/drawing/2016/5/13/chartex" xmlns:cx8="http://schemas.microsoft.com/office/drawing/2016/5/14/chartex" xmlns:mc="http://schemas.openxmlformats.org/markup-compatibility/2006" xmlns:aink="http://schemas.microsoft.com/office/drawing/2016/ink" xmlns:am3d="http://schemas.microsoft.com/office/drawing/2017/model3d" xmlns:o="urn:schemas-microsoft-com:office:office" xmlns:oel="http://schemas.microsoft.com/office/2019/extlst" xmlns:r="http://schemas.openxmlformats.org/officeDocument/2006/relationships" xmlns:m="http://schemas.openxmlformats.org/officeDocument/2006/math" xmlns:v="urn:schemas-microsoft-com:vml" xmlns:wp14="http://schemas.microsoft.com/office/word/2010/wordprocessingDrawing" xmlns:wp="http://schemas.openxmlformats.org/drawingml/2006/wordprocessingDrawing" xmlns:w10="urn:schemas-microsoft-com:office:word" xmlns:w="http://schemas.openxmlformats.org/wordprocessingml/2006/main" xmlns:w14="http://schemas.microsoft.com/office/word/2010/wordml" xmlns:w15="http://schemas.microsoft.com/office/word/2012/wordml" xmlns:w16cex="http://schemas.microsoft.com/office/word/2018/wordml/cex" xmlns:w16cid="http://schemas.microsoft.com/office/word/2016/wordml/cid" xmlns:w16="http://schemas.microsoft.com/office/word/2018/wordml" xmlns:w16sdtdh="http://schemas.microsoft.com/office/word/2020/wordml/sdtdatahash" xmlns:w16se="http://schemas.microsoft.com/office/word/2015/wordml/symex" xmlns:wpg="http://schemas.microsoft.com/office/word/2010/wordprocessingGroup" xmlns:wpi="http://schemas.microsoft.com/office/word/2010/wordprocessingInk" xmlns:wne="http://schemas.microsoft.com/office/word/2006/wordml" xmlns:wps="http://schemas.microsoft.com/office/word/2010/wordprocessingShape" mc:Ignorable="w14 w15 w16se w16cid w16 w16cex w16sdtdh wp14">
   <w:body>
     <w:p>
-      <w:pPr>
-        <w:rPr>
-          <w:rFonts w:hint="eastAsia"/>
-        </w:rPr>
-      </w:pPr>
       <w:proofErr w:type="spellStart"/>
       <w:r>
         <w:rPr>
@@ -210,9 +205,6 @@
           <w:numId w:val="1"/>
         </w:numPr>
         <w:spacing w:line="360" w:lineRule="auto"/>
-        <w:rPr>
-          <w:rFonts w:hint="eastAsia"/>
-        </w:rPr>
       </w:pPr>
       <w:r>
         <w:rPr>
@@ -243,9 +235,6 @@
           <w:numId w:val="1"/>
         </w:numPr>
         <w:spacing w:line="360" w:lineRule="auto"/>
-        <w:rPr>
-          <w:rFonts w:hint="eastAsia"/>
-        </w:rPr>
       </w:pPr>
       <w:r>
         <w:rPr>
@@ -276,9 +265,6 @@
           <w:numId w:val="1"/>
         </w:numPr>
         <w:spacing w:line="360" w:lineRule="auto"/>
-        <w:rPr>
-          <w:rFonts w:hint="eastAsia"/>
-        </w:rPr>
       </w:pPr>
       <w:r>
         <w:rPr>
@@ -309,9 +295,6 @@
           <w:numId w:val="1"/>
         </w:numPr>
         <w:spacing w:line="360" w:lineRule="auto"/>
-        <w:rPr>
-          <w:rFonts w:hint="eastAsia"/>
-        </w:rPr>
       </w:pPr>
       <w:r>
         <w:rPr>
@@ -342,9 +325,6 @@
           <w:numId w:val="1"/>
         </w:numPr>
         <w:spacing w:line="360" w:lineRule="auto"/>
-        <w:rPr>
-          <w:rFonts w:hint="eastAsia"/>
-        </w:rPr>
       </w:pPr>
       <w:r>
         <w:rPr>
@@ -375,9 +355,6 @@
           <w:numId w:val="1"/>
         </w:numPr>
         <w:spacing w:line="360" w:lineRule="auto"/>
-        <w:rPr>
-          <w:rFonts w:hint="eastAsia"/>
-        </w:rPr>
       </w:pPr>
       <w:r>
         <w:rPr>
@@ -408,9 +385,6 @@
           <w:numId w:val="1"/>
         </w:numPr>
         <w:spacing w:line="360" w:lineRule="auto"/>
-        <w:rPr>
-          <w:rFonts w:hint="eastAsia"/>
-        </w:rPr>
       </w:pPr>
       <w:r>
         <w:rPr>
@@ -441,9 +415,6 @@
           <w:numId w:val="1"/>
         </w:numPr>
         <w:spacing w:line="360" w:lineRule="auto"/>
-        <w:rPr>
-          <w:rFonts w:hint="eastAsia"/>
-        </w:rPr>
       </w:pPr>
       <w:r>
         <w:rPr>
@@ -474,9 +445,6 @@
           <w:numId w:val="1"/>
         </w:numPr>
         <w:spacing w:line="360" w:lineRule="auto"/>
-        <w:rPr>
-          <w:rFonts w:hint="eastAsia"/>
-        </w:rPr>
       </w:pPr>
       <w:r>
         <w:rPr>
@@ -523,9 +491,6 @@
     <w:p>
       <w:pPr>
         <w:spacing w:line="360" w:lineRule="auto"/>
-        <w:rPr>
-          <w:rFonts w:hint="eastAsia"/>
-        </w:rPr>
       </w:pPr>
     </w:p>
     <w:p>
@@ -621,12 +586,10 @@
         <w:t xml:space="preserve">    stats auth </w:t>
       </w:r>
       <w:proofErr w:type="spellStart"/>
-      <w:proofErr w:type="gramStart"/>
       <w:r>
         <w:t>admin:pass</w:t>
       </w:r>
       <w:proofErr w:type="spellEnd"/>
-      <w:proofErr w:type="gramEnd"/>
     </w:p>
     <w:p>
       <w:pPr>
@@ -891,9 +854,6 @@
           <w:numId w:val="2"/>
         </w:numPr>
         <w:spacing w:line="360" w:lineRule="auto"/>
-        <w:rPr>
-          <w:rFonts w:hint="eastAsia"/>
-        </w:rPr>
       </w:pPr>
       <w:r>
         <w:rPr>
@@ -915,6 +875,1268 @@
       <w:r>
         <w:t xml:space="preserve"> exporter</w:t>
       </w:r>
+    </w:p>
+    <w:p>
+      <w:pPr>
+        <w:spacing w:line="360" w:lineRule="auto"/>
+      </w:pPr>
+    </w:p>
+    <w:p>
+      <w:pPr>
+        <w:spacing w:line="360" w:lineRule="auto"/>
+      </w:pPr>
+      <w:r>
+        <w:rPr>
+          <w:rFonts w:hint="eastAsia"/>
+        </w:rPr>
+        <w:t>请提供一段自动化安装并配置</w:t>
+      </w:r>
+      <w:proofErr w:type="spellStart"/>
+      <w:r>
+        <w:t>coredns</w:t>
+      </w:r>
+      <w:proofErr w:type="spellEnd"/>
+      <w:r>
+        <w:rPr>
+          <w:rFonts w:hint="eastAsia"/>
+        </w:rPr>
+        <w:t>的脚本，要求如下：</w:t>
+      </w:r>
+    </w:p>
+    <w:p>
+      <w:pPr>
+        <w:pStyle w:val="ListParagraph"/>
+        <w:numPr>
+          <w:ilvl w:val="0"/>
+          <w:numId w:val="3"/>
+        </w:numPr>
+        <w:spacing w:line="360" w:lineRule="auto"/>
+      </w:pPr>
+      <w:r>
+        <w:t>OS</w:t>
+      </w:r>
+      <w:r>
+        <w:rPr>
+          <w:rFonts w:hint="eastAsia"/>
+        </w:rPr>
+        <w:t>为</w:t>
+      </w:r>
+      <w:r>
+        <w:rPr>
+          <w:rFonts w:hint="eastAsia"/>
+        </w:rPr>
+        <w:t>C</w:t>
+      </w:r>
+      <w:r>
+        <w:t>entOS 7.9</w:t>
+      </w:r>
+    </w:p>
+    <w:p>
+      <w:pPr>
+        <w:pStyle w:val="ListParagraph"/>
+        <w:numPr>
+          <w:ilvl w:val="0"/>
+          <w:numId w:val="3"/>
+        </w:numPr>
+        <w:spacing w:line="360" w:lineRule="auto"/>
+      </w:pPr>
+      <w:r>
+        <w:rPr>
+          <w:rFonts w:hint="eastAsia"/>
+        </w:rPr>
+        <w:t>需要安装的</w:t>
+      </w:r>
+      <w:proofErr w:type="spellStart"/>
+      <w:r>
+        <w:t>coredns</w:t>
+      </w:r>
+      <w:proofErr w:type="spellEnd"/>
+      <w:r>
+        <w:rPr>
+          <w:rFonts w:hint="eastAsia"/>
+        </w:rPr>
+        <w:t>版本为</w:t>
+      </w:r>
+      <w:r>
+        <w:t>1.10.1</w:t>
+      </w:r>
+    </w:p>
+    <w:p>
+      <w:pPr>
+        <w:pStyle w:val="ListParagraph"/>
+        <w:numPr>
+          <w:ilvl w:val="0"/>
+          <w:numId w:val="3"/>
+        </w:numPr>
+        <w:spacing w:line="360" w:lineRule="auto"/>
+      </w:pPr>
+      <w:proofErr w:type="spellStart"/>
+      <w:r>
+        <w:rPr>
+          <w:rFonts w:hint="eastAsia"/>
+        </w:rPr>
+        <w:t>co</w:t>
+      </w:r>
+      <w:r>
+        <w:t>redns</w:t>
+      </w:r>
+      <w:proofErr w:type="spellEnd"/>
+      <w:r>
+        <w:rPr>
+          <w:rFonts w:hint="eastAsia"/>
+        </w:rPr>
+        <w:t>的压缩文件已经上传只脚本所在的目录</w:t>
+      </w:r>
+    </w:p>
+    <w:p>
+      <w:pPr>
+        <w:pStyle w:val="ListParagraph"/>
+        <w:numPr>
+          <w:ilvl w:val="0"/>
+          <w:numId w:val="3"/>
+        </w:numPr>
+        <w:spacing w:line="360" w:lineRule="auto"/>
+      </w:pPr>
+      <w:proofErr w:type="spellStart"/>
+      <w:r>
+        <w:rPr>
+          <w:rFonts w:hint="eastAsia"/>
+        </w:rPr>
+        <w:t>c</w:t>
+      </w:r>
+      <w:r>
+        <w:t>oredns</w:t>
+      </w:r>
+      <w:proofErr w:type="spellEnd"/>
+      <w:r>
+        <w:rPr>
+          <w:rFonts w:hint="eastAsia"/>
+        </w:rPr>
+        <w:t>使用预编译好的文件进行安装</w:t>
+      </w:r>
+    </w:p>
+    <w:p>
+      <w:pPr>
+        <w:pStyle w:val="ListParagraph"/>
+        <w:numPr>
+          <w:ilvl w:val="0"/>
+          <w:numId w:val="3"/>
+        </w:numPr>
+        <w:spacing w:line="360" w:lineRule="auto"/>
+      </w:pPr>
+      <w:r>
+        <w:rPr>
+          <w:rFonts w:hint="eastAsia"/>
+        </w:rPr>
+        <w:t>生成名为</w:t>
+      </w:r>
+      <w:proofErr w:type="spellStart"/>
+      <w:r>
+        <w:rPr>
+          <w:rFonts w:hint="eastAsia"/>
+        </w:rPr>
+        <w:t>j</w:t>
+      </w:r>
+      <w:r>
+        <w:t>ames.local</w:t>
+      </w:r>
+      <w:proofErr w:type="spellEnd"/>
+      <w:r>
+        <w:rPr>
+          <w:rFonts w:hint="eastAsia"/>
+        </w:rPr>
+        <w:t>的</w:t>
+      </w:r>
+      <w:r>
+        <w:t>zone</w:t>
+      </w:r>
+    </w:p>
+    <w:p>
+      <w:pPr>
+        <w:pStyle w:val="ListParagraph"/>
+        <w:numPr>
+          <w:ilvl w:val="0"/>
+          <w:numId w:val="3"/>
+        </w:numPr>
+        <w:spacing w:line="360" w:lineRule="auto"/>
+      </w:pPr>
+      <w:r>
+        <w:rPr>
+          <w:rFonts w:hint="eastAsia"/>
+        </w:rPr>
+        <w:t>两个</w:t>
+      </w:r>
+      <w:r>
+        <w:rPr>
+          <w:rFonts w:hint="eastAsia"/>
+        </w:rPr>
+        <w:t>NS</w:t>
+      </w:r>
+      <w:r>
+        <w:rPr>
+          <w:rFonts w:hint="eastAsia"/>
+        </w:rPr>
+        <w:t>记录</w:t>
+      </w:r>
+      <w:r>
+        <w:rPr>
+          <w:rFonts w:hint="eastAsia"/>
+        </w:rPr>
+        <w:t>分别是</w:t>
+      </w:r>
+      <w:r>
+        <w:rPr>
+          <w:rFonts w:hint="eastAsia"/>
+        </w:rPr>
+        <w:t>n</w:t>
+      </w:r>
+      <w:r>
+        <w:t>s1.james.local</w:t>
+      </w:r>
+      <w:r>
+        <w:rPr>
+          <w:rFonts w:hint="eastAsia"/>
+        </w:rPr>
+        <w:t>和</w:t>
+      </w:r>
+      <w:r>
+        <w:rPr>
+          <w:rFonts w:hint="eastAsia"/>
+        </w:rPr>
+        <w:t>n</w:t>
+      </w:r>
+      <w:r>
+        <w:t>s2.james.local</w:t>
+      </w:r>
+    </w:p>
+    <w:p>
+      <w:pPr>
+        <w:pStyle w:val="ListParagraph"/>
+        <w:numPr>
+          <w:ilvl w:val="0"/>
+          <w:numId w:val="3"/>
+        </w:numPr>
+        <w:spacing w:line="360" w:lineRule="auto"/>
+      </w:pPr>
+      <w:r>
+        <w:t>ns1.james.local</w:t>
+      </w:r>
+      <w:r>
+        <w:rPr>
+          <w:rFonts w:hint="eastAsia"/>
+        </w:rPr>
+        <w:t>对应的</w:t>
+      </w:r>
+      <w:proofErr w:type="spellStart"/>
+      <w:r>
+        <w:rPr>
+          <w:rFonts w:hint="eastAsia"/>
+        </w:rPr>
+        <w:t>i</w:t>
+      </w:r>
+      <w:r>
+        <w:t>p</w:t>
+      </w:r>
+      <w:proofErr w:type="spellEnd"/>
+      <w:r>
+        <w:rPr>
+          <w:rFonts w:hint="eastAsia"/>
+        </w:rPr>
+        <w:t>是</w:t>
+      </w:r>
+      <w:r>
+        <w:rPr>
+          <w:rFonts w:hint="eastAsia"/>
+        </w:rPr>
+        <w:t>1</w:t>
+      </w:r>
+      <w:r>
+        <w:t>92.168.100.25</w:t>
+      </w:r>
+    </w:p>
+    <w:p>
+      <w:pPr>
+        <w:pStyle w:val="ListParagraph"/>
+        <w:numPr>
+          <w:ilvl w:val="0"/>
+          <w:numId w:val="3"/>
+        </w:numPr>
+        <w:spacing w:line="360" w:lineRule="auto"/>
+      </w:pPr>
+      <w:r>
+        <w:rPr>
+          <w:rFonts w:hint="eastAsia"/>
+        </w:rPr>
+        <w:t>n</w:t>
+      </w:r>
+      <w:r>
+        <w:t>s2.james.local</w:t>
+      </w:r>
+      <w:r>
+        <w:rPr>
+          <w:rFonts w:hint="eastAsia"/>
+        </w:rPr>
+        <w:t>对应的</w:t>
+      </w:r>
+      <w:proofErr w:type="spellStart"/>
+      <w:r>
+        <w:rPr>
+          <w:rFonts w:hint="eastAsia"/>
+        </w:rPr>
+        <w:t>i</w:t>
+      </w:r>
+      <w:r>
+        <w:t>p</w:t>
+      </w:r>
+      <w:proofErr w:type="spellEnd"/>
+      <w:r>
+        <w:rPr>
+          <w:rFonts w:hint="eastAsia"/>
+        </w:rPr>
+        <w:t>是</w:t>
+      </w:r>
+      <w:r>
+        <w:rPr>
+          <w:rFonts w:hint="eastAsia"/>
+        </w:rPr>
+        <w:t>1</w:t>
+      </w:r>
+      <w:r>
+        <w:t>92.168.100.26</w:t>
+      </w:r>
+    </w:p>
+    <w:p>
+      <w:pPr>
+        <w:pStyle w:val="ListParagraph"/>
+        <w:numPr>
+          <w:ilvl w:val="0"/>
+          <w:numId w:val="3"/>
+        </w:numPr>
+        <w:spacing w:line="360" w:lineRule="auto"/>
+      </w:pPr>
+      <w:r>
+        <w:rPr>
+          <w:rFonts w:hint="eastAsia"/>
+        </w:rPr>
+        <w:t>具有以下</w:t>
+      </w:r>
+      <w:r>
+        <w:t>A</w:t>
+      </w:r>
+      <w:r>
+        <w:rPr>
+          <w:rFonts w:hint="eastAsia"/>
+        </w:rPr>
+        <w:t>记录：</w:t>
+      </w:r>
+    </w:p>
+    <w:p>
+      <w:pPr>
+        <w:pStyle w:val="ListParagraph"/>
+        <w:numPr>
+          <w:ilvl w:val="1"/>
+          <w:numId w:val="3"/>
+        </w:numPr>
+        <w:spacing w:line="360" w:lineRule="auto"/>
+      </w:pPr>
+      <w:r>
+        <w:rPr>
+          <w:rFonts w:hint="eastAsia"/>
+        </w:rPr>
+        <w:t>k</w:t>
+      </w:r>
+      <w:r>
+        <w:t>8s-master</w:t>
+      </w:r>
+      <w:r>
+        <w:t>.james.local</w:t>
+      </w:r>
+      <w:r>
+        <w:rPr>
+          <w:rFonts w:hint="eastAsia"/>
+        </w:rPr>
+        <w:t>.</w:t>
+      </w:r>
+      <w:r>
+        <w:t xml:space="preserve">    192.168.100.1</w:t>
+      </w:r>
+    </w:p>
+    <w:p>
+      <w:pPr>
+        <w:pStyle w:val="ListParagraph"/>
+        <w:numPr>
+          <w:ilvl w:val="1"/>
+          <w:numId w:val="3"/>
+        </w:numPr>
+        <w:spacing w:line="360" w:lineRule="auto"/>
+      </w:pPr>
+      <w:r>
+        <w:t>k8s-node01</w:t>
+      </w:r>
+      <w:r>
+        <w:t>.james.local</w:t>
+      </w:r>
+      <w:r>
+        <w:rPr>
+          <w:rFonts w:hint="eastAsia"/>
+        </w:rPr>
+        <w:t>.</w:t>
+      </w:r>
+      <w:r>
+        <w:t xml:space="preserve">    </w:t>
+      </w:r>
+      <w:r>
+        <w:t xml:space="preserve">    192.168.100.2</w:t>
+      </w:r>
+    </w:p>
+    <w:p>
+      <w:pPr>
+        <w:pStyle w:val="ListParagraph"/>
+        <w:numPr>
+          <w:ilvl w:val="1"/>
+          <w:numId w:val="3"/>
+        </w:numPr>
+        <w:spacing w:line="360" w:lineRule="auto"/>
+      </w:pPr>
+      <w:r>
+        <w:t>k8s-node02</w:t>
+      </w:r>
+      <w:r>
+        <w:t>.james.local</w:t>
+      </w:r>
+      <w:r>
+        <w:rPr>
+          <w:rFonts w:hint="eastAsia"/>
+        </w:rPr>
+        <w:t>.</w:t>
+      </w:r>
+      <w:r>
+        <w:t xml:space="preserve">    </w:t>
+      </w:r>
+      <w:r>
+        <w:t xml:space="preserve">    192.168.100.</w:t>
+      </w:r>
+      <w:r>
+        <w:t>3</w:t>
+      </w:r>
+    </w:p>
+    <w:p>
+      <w:pPr>
+        <w:pStyle w:val="ListParagraph"/>
+        <w:numPr>
+          <w:ilvl w:val="1"/>
+          <w:numId w:val="3"/>
+        </w:numPr>
+        <w:spacing w:line="360" w:lineRule="auto"/>
+      </w:pPr>
+      <w:r>
+        <w:t>prometheus01</w:t>
+      </w:r>
+      <w:r>
+        <w:t>.james.local</w:t>
+      </w:r>
+      <w:r>
+        <w:rPr>
+          <w:rFonts w:hint="eastAsia"/>
+        </w:rPr>
+        <w:t>.</w:t>
+      </w:r>
+      <w:r>
+        <w:t xml:space="preserve">    </w:t>
+      </w:r>
+      <w:r>
+        <w:t xml:space="preserve">   192.168.100.</w:t>
+      </w:r>
+      <w:r>
+        <w:t>4</w:t>
+      </w:r>
+    </w:p>
+    <w:p>
+      <w:pPr>
+        <w:pStyle w:val="ListParagraph"/>
+        <w:numPr>
+          <w:ilvl w:val="1"/>
+          <w:numId w:val="3"/>
+        </w:numPr>
+        <w:spacing w:line="360" w:lineRule="auto"/>
+      </w:pPr>
+      <w:proofErr w:type="spellStart"/>
+      <w:r>
+        <w:t>haproxytest</w:t>
+      </w:r>
+      <w:r>
+        <w:t>.james.local</w:t>
+      </w:r>
+      <w:proofErr w:type="spellEnd"/>
+      <w:r>
+        <w:rPr>
+          <w:rFonts w:hint="eastAsia"/>
+        </w:rPr>
+        <w:t>.</w:t>
+      </w:r>
+      <w:r>
+        <w:t xml:space="preserve">    </w:t>
+      </w:r>
+      <w:r>
+        <w:t xml:space="preserve">   192.168.100.</w:t>
+      </w:r>
+      <w:r>
+        <w:t>5</w:t>
+      </w:r>
+    </w:p>
+    <w:p>
+      <w:pPr>
+        <w:pStyle w:val="ListParagraph"/>
+        <w:numPr>
+          <w:ilvl w:val="1"/>
+          <w:numId w:val="3"/>
+        </w:numPr>
+        <w:spacing w:line="360" w:lineRule="auto"/>
+      </w:pPr>
+      <w:proofErr w:type="spellStart"/>
+      <w:r>
+        <w:t>zabbix</w:t>
+      </w:r>
+      <w:r>
+        <w:t>.james.local</w:t>
+      </w:r>
+      <w:proofErr w:type="spellEnd"/>
+      <w:r>
+        <w:rPr>
+          <w:rFonts w:hint="eastAsia"/>
+        </w:rPr>
+        <w:t>.</w:t>
+      </w:r>
+      <w:r>
+        <w:t xml:space="preserve">    </w:t>
+      </w:r>
+      <w:r>
+        <w:t xml:space="preserve">   192.168.100.</w:t>
+      </w:r>
+      <w:r>
+        <w:t>6</w:t>
+      </w:r>
+    </w:p>
+    <w:p>
+      <w:pPr>
+        <w:pStyle w:val="ListParagraph"/>
+        <w:numPr>
+          <w:ilvl w:val="1"/>
+          <w:numId w:val="3"/>
+        </w:numPr>
+        <w:spacing w:line="360" w:lineRule="auto"/>
+      </w:pPr>
+      <w:proofErr w:type="spellStart"/>
+      <w:r>
+        <w:t>winclient</w:t>
+      </w:r>
+      <w:r>
+        <w:t>.james.local</w:t>
+      </w:r>
+      <w:proofErr w:type="spellEnd"/>
+      <w:r>
+        <w:rPr>
+          <w:rFonts w:hint="eastAsia"/>
+        </w:rPr>
+        <w:t>.</w:t>
+      </w:r>
+      <w:r>
+        <w:t xml:space="preserve">    </w:t>
+      </w:r>
+      <w:r>
+        <w:t xml:space="preserve">   192.168.100.</w:t>
+      </w:r>
+      <w:r>
+        <w:t>7</w:t>
+      </w:r>
+    </w:p>
+    <w:p>
+      <w:pPr>
+        <w:pStyle w:val="ListParagraph"/>
+        <w:numPr>
+          <w:ilvl w:val="1"/>
+          <w:numId w:val="3"/>
+        </w:numPr>
+        <w:spacing w:line="360" w:lineRule="auto"/>
+      </w:pPr>
+      <w:proofErr w:type="spellStart"/>
+      <w:r>
+        <w:t>gitlab</w:t>
+      </w:r>
+      <w:r>
+        <w:t>.james.local</w:t>
+      </w:r>
+      <w:proofErr w:type="spellEnd"/>
+      <w:r>
+        <w:rPr>
+          <w:rFonts w:hint="eastAsia"/>
+        </w:rPr>
+        <w:t>.</w:t>
+      </w:r>
+      <w:r>
+        <w:t xml:space="preserve">    </w:t>
+      </w:r>
+      <w:r>
+        <w:t xml:space="preserve">    192.168.100.</w:t>
+      </w:r>
+      <w:r>
+        <w:t>8</w:t>
+      </w:r>
+    </w:p>
+    <w:p>
+      <w:pPr>
+        <w:pStyle w:val="ListParagraph"/>
+        <w:numPr>
+          <w:ilvl w:val="1"/>
+          <w:numId w:val="3"/>
+        </w:numPr>
+        <w:spacing w:line="360" w:lineRule="auto"/>
+      </w:pPr>
+      <w:proofErr w:type="spellStart"/>
+      <w:r>
+        <w:t>blackbox</w:t>
+      </w:r>
+      <w:r>
+        <w:t>.james.local</w:t>
+      </w:r>
+      <w:proofErr w:type="spellEnd"/>
+      <w:r>
+        <w:rPr>
+          <w:rFonts w:hint="eastAsia"/>
+        </w:rPr>
+        <w:t>.</w:t>
+      </w:r>
+      <w:r>
+        <w:t xml:space="preserve">    </w:t>
+      </w:r>
+      <w:r>
+        <w:t xml:space="preserve">    192.168.100.</w:t>
+      </w:r>
+      <w:r>
+        <w:t>9</w:t>
+      </w:r>
+    </w:p>
+    <w:p>
+      <w:pPr>
+        <w:pStyle w:val="ListParagraph"/>
+        <w:numPr>
+          <w:ilvl w:val="1"/>
+          <w:numId w:val="3"/>
+        </w:numPr>
+        <w:spacing w:line="360" w:lineRule="auto"/>
+      </w:pPr>
+      <w:r>
+        <w:t>nginx01</w:t>
+      </w:r>
+      <w:r>
+        <w:t>.james.local</w:t>
+      </w:r>
+      <w:r>
+        <w:rPr>
+          <w:rFonts w:hint="eastAsia"/>
+        </w:rPr>
+        <w:t>.</w:t>
+      </w:r>
+      <w:r>
+        <w:t xml:space="preserve">    </w:t>
+      </w:r>
+      <w:r>
+        <w:t xml:space="preserve">    192.168.100.</w:t>
+      </w:r>
+      <w:r>
+        <w:t>10</w:t>
+      </w:r>
+    </w:p>
+    <w:p>
+      <w:pPr>
+        <w:pStyle w:val="ListParagraph"/>
+        <w:numPr>
+          <w:ilvl w:val="1"/>
+          <w:numId w:val="3"/>
+        </w:numPr>
+        <w:spacing w:line="360" w:lineRule="auto"/>
+      </w:pPr>
+      <w:r>
+        <w:t>nginx02</w:t>
+      </w:r>
+      <w:r>
+        <w:t>.james.local</w:t>
+      </w:r>
+      <w:r>
+        <w:rPr>
+          <w:rFonts w:hint="eastAsia"/>
+        </w:rPr>
+        <w:t>.</w:t>
+      </w:r>
+      <w:r>
+        <w:t xml:space="preserve">    </w:t>
+      </w:r>
+      <w:r>
+        <w:t xml:space="preserve">   192.168.100.</w:t>
+      </w:r>
+      <w:r>
+        <w:t>11</w:t>
+      </w:r>
+    </w:p>
+    <w:p>
+      <w:pPr>
+        <w:pStyle w:val="ListParagraph"/>
+        <w:numPr>
+          <w:ilvl w:val="1"/>
+          <w:numId w:val="3"/>
+        </w:numPr>
+        <w:spacing w:line="360" w:lineRule="auto"/>
+      </w:pPr>
+      <w:r>
+        <w:t>web01</w:t>
+      </w:r>
+      <w:r>
+        <w:t>.james.local</w:t>
+      </w:r>
+      <w:r>
+        <w:rPr>
+          <w:rFonts w:hint="eastAsia"/>
+        </w:rPr>
+        <w:t>.</w:t>
+      </w:r>
+      <w:r>
+        <w:t xml:space="preserve">    </w:t>
+      </w:r>
+      <w:r>
+        <w:t xml:space="preserve">   192.168.100.</w:t>
+      </w:r>
+      <w:r>
+        <w:t>12</w:t>
+      </w:r>
+    </w:p>
+    <w:p>
+      <w:pPr>
+        <w:pStyle w:val="ListParagraph"/>
+        <w:numPr>
+          <w:ilvl w:val="1"/>
+          <w:numId w:val="3"/>
+        </w:numPr>
+        <w:spacing w:line="360" w:lineRule="auto"/>
+      </w:pPr>
+      <w:r>
+        <w:lastRenderedPageBreak/>
+        <w:t>web02</w:t>
+      </w:r>
+      <w:r>
+        <w:t>.james.local</w:t>
+      </w:r>
+      <w:r>
+        <w:rPr>
+          <w:rFonts w:hint="eastAsia"/>
+        </w:rPr>
+        <w:t>.</w:t>
+      </w:r>
+      <w:r>
+        <w:t xml:space="preserve">    </w:t>
+      </w:r>
+      <w:r>
+        <w:t xml:space="preserve">   192.168.100.</w:t>
+      </w:r>
+      <w:r>
+        <w:t>13</w:t>
+      </w:r>
+    </w:p>
+    <w:p>
+      <w:pPr>
+        <w:pStyle w:val="ListParagraph"/>
+        <w:numPr>
+          <w:ilvl w:val="0"/>
+          <w:numId w:val="3"/>
+        </w:numPr>
+        <w:spacing w:line="360" w:lineRule="auto"/>
+      </w:pPr>
+      <w:r>
+        <w:rPr>
+          <w:rFonts w:hint="eastAsia"/>
+        </w:rPr>
+        <w:t>对于所有外网的域名都</w:t>
+      </w:r>
+      <w:r>
+        <w:rPr>
+          <w:rFonts w:hint="eastAsia"/>
+        </w:rPr>
+        <w:t>f</w:t>
+      </w:r>
+      <w:r>
+        <w:t>orward</w:t>
+      </w:r>
+      <w:r>
+        <w:rPr>
+          <w:rFonts w:hint="eastAsia"/>
+        </w:rPr>
+        <w:t>到</w:t>
+      </w:r>
+      <w:r>
+        <w:rPr>
+          <w:rFonts w:hint="eastAsia"/>
+        </w:rPr>
+        <w:t>2</w:t>
+      </w:r>
+      <w:r>
+        <w:t>23.5.5.5</w:t>
+      </w:r>
+      <w:r>
+        <w:rPr>
+          <w:rFonts w:hint="eastAsia"/>
+        </w:rPr>
+        <w:t>和</w:t>
+      </w:r>
+      <w:r>
+        <w:t>8.8.8.8</w:t>
+      </w:r>
+    </w:p>
+    <w:p>
+      <w:pPr>
+        <w:pStyle w:val="ListParagraph"/>
+        <w:numPr>
+          <w:ilvl w:val="0"/>
+          <w:numId w:val="3"/>
+        </w:numPr>
+        <w:spacing w:line="360" w:lineRule="auto"/>
+      </w:pPr>
+      <w:proofErr w:type="spellStart"/>
+      <w:r>
+        <w:t>coredns</w:t>
+      </w:r>
+      <w:proofErr w:type="spellEnd"/>
+      <w:r>
+        <w:rPr>
+          <w:rFonts w:hint="eastAsia"/>
+        </w:rPr>
+        <w:t>要能够接入</w:t>
+      </w:r>
+      <w:r>
+        <w:t>Prometheus</w:t>
+      </w:r>
+      <w:r>
+        <w:rPr>
+          <w:rFonts w:hint="eastAsia"/>
+        </w:rPr>
+        <w:t>进行监控</w:t>
+      </w:r>
+    </w:p>
+    <w:p>
+      <w:pPr>
+        <w:pStyle w:val="ListParagraph"/>
+        <w:numPr>
+          <w:ilvl w:val="0"/>
+          <w:numId w:val="3"/>
+        </w:numPr>
+        <w:spacing w:line="360" w:lineRule="auto"/>
+      </w:pPr>
+      <w:proofErr w:type="spellStart"/>
+      <w:r>
+        <w:t>coredns</w:t>
+      </w:r>
+      <w:proofErr w:type="spellEnd"/>
+      <w:r>
+        <w:rPr>
+          <w:rFonts w:hint="eastAsia"/>
+        </w:rPr>
+        <w:t>需要能够用</w:t>
+      </w:r>
+      <w:proofErr w:type="spellStart"/>
+      <w:r>
+        <w:rPr>
+          <w:rFonts w:hint="eastAsia"/>
+        </w:rPr>
+        <w:t>systemd</w:t>
+      </w:r>
+      <w:proofErr w:type="spellEnd"/>
+      <w:r>
+        <w:rPr>
+          <w:rFonts w:hint="eastAsia"/>
+        </w:rPr>
+        <w:t>管理</w:t>
+      </w:r>
+    </w:p>
+    <w:p>
+      <w:pPr>
+        <w:pStyle w:val="ListParagraph"/>
+        <w:numPr>
+          <w:ilvl w:val="0"/>
+          <w:numId w:val="3"/>
+        </w:numPr>
+        <w:spacing w:line="360" w:lineRule="auto"/>
+      </w:pPr>
+      <w:proofErr w:type="spellStart"/>
+      <w:r>
+        <w:t>coredns</w:t>
+      </w:r>
+      <w:proofErr w:type="spellEnd"/>
+      <w:r>
+        <w:rPr>
+          <w:rFonts w:hint="eastAsia"/>
+        </w:rPr>
+        <w:t>需要配置健康检查插件</w:t>
+      </w:r>
+    </w:p>
+    <w:p>
+      <w:pPr>
+        <w:pStyle w:val="ListParagraph"/>
+        <w:numPr>
+          <w:ilvl w:val="0"/>
+          <w:numId w:val="3"/>
+        </w:numPr>
+        <w:spacing w:line="360" w:lineRule="auto"/>
+      </w:pPr>
+      <w:r>
+        <w:rPr>
+          <w:rFonts w:hint="eastAsia"/>
+        </w:rPr>
+        <w:t>生成缺省</w:t>
+      </w:r>
+      <w:proofErr w:type="spellStart"/>
+      <w:r>
+        <w:rPr>
+          <w:rFonts w:hint="eastAsia"/>
+        </w:rPr>
+        <w:t>C</w:t>
+      </w:r>
+      <w:r>
+        <w:t>orefile</w:t>
+      </w:r>
+      <w:proofErr w:type="spellEnd"/>
+      <w:r>
+        <w:rPr>
+          <w:rFonts w:hint="eastAsia"/>
+        </w:rPr>
+        <w:t>和</w:t>
+      </w:r>
+      <w:r>
+        <w:rPr>
+          <w:rFonts w:hint="eastAsia"/>
+        </w:rPr>
+        <w:t>z</w:t>
+      </w:r>
+      <w:r>
+        <w:t>one</w:t>
+      </w:r>
+      <w:r>
+        <w:rPr>
+          <w:rFonts w:hint="eastAsia"/>
+        </w:rPr>
+        <w:t>配置文件</w:t>
+      </w:r>
+    </w:p>
+    <w:p>
+      <w:pPr>
+        <w:spacing w:line="360" w:lineRule="auto"/>
+      </w:pPr>
+      <w:r>
+        <w:rPr>
+          <w:rFonts w:hint="eastAsia"/>
+        </w:rPr>
+        <w:t>谢谢！</w:t>
+      </w:r>
+    </w:p>
+    <w:p>
+      <w:pPr>
+        <w:spacing w:line="360" w:lineRule="auto"/>
+      </w:pPr>
+      <w:r>
+        <w:rPr>
+          <w:rFonts w:hint="eastAsia"/>
+        </w:rPr>
+        <w:t>我在</w:t>
+      </w:r>
+      <w:r>
+        <w:rPr>
+          <w:rFonts w:hint="eastAsia"/>
+        </w:rPr>
+        <w:t xml:space="preserve"> </w:t>
+      </w:r>
+      <w:r>
+        <w:t>C</w:t>
+      </w:r>
+      <w:r>
+        <w:rPr>
+          <w:rFonts w:hint="eastAsia"/>
+        </w:rPr>
+        <w:t>ent</w:t>
+      </w:r>
+      <w:r>
+        <w:t>OS7.9</w:t>
+      </w:r>
+      <w:r>
+        <w:rPr>
+          <w:rFonts w:hint="eastAsia"/>
+        </w:rPr>
+        <w:t>下部署了</w:t>
+      </w:r>
+      <w:proofErr w:type="spellStart"/>
+      <w:r>
+        <w:rPr>
+          <w:rFonts w:hint="eastAsia"/>
+        </w:rPr>
+        <w:t>c</w:t>
+      </w:r>
+      <w:r>
+        <w:t>oredns</w:t>
+      </w:r>
+      <w:proofErr w:type="spellEnd"/>
+      <w:r>
+        <w:t xml:space="preserve">, </w:t>
+      </w:r>
+      <w:proofErr w:type="spellStart"/>
+      <w:r>
+        <w:t>coredns</w:t>
+      </w:r>
+      <w:proofErr w:type="spellEnd"/>
+      <w:r>
+        <w:rPr>
+          <w:rFonts w:hint="eastAsia"/>
+        </w:rPr>
+        <w:t>的版本为</w:t>
+      </w:r>
+      <w:r>
+        <w:rPr>
+          <w:rFonts w:hint="eastAsia"/>
+        </w:rPr>
+        <w:t>1</w:t>
+      </w:r>
+      <w:r>
+        <w:t>.10.1</w:t>
+      </w:r>
+      <w:r>
+        <w:rPr>
+          <w:rFonts w:hint="eastAsia"/>
+        </w:rPr>
+        <w:t>，提供</w:t>
+      </w:r>
+      <w:proofErr w:type="spellStart"/>
+      <w:r>
+        <w:rPr>
+          <w:rFonts w:hint="eastAsia"/>
+        </w:rPr>
+        <w:t>core</w:t>
+      </w:r>
+      <w:r>
+        <w:t>file</w:t>
+      </w:r>
+      <w:proofErr w:type="spellEnd"/>
+      <w:r>
+        <w:rPr>
+          <w:rFonts w:hint="eastAsia"/>
+        </w:rPr>
+        <w:t>和</w:t>
+      </w:r>
+      <w:proofErr w:type="spellStart"/>
+      <w:r>
+        <w:t>james.local</w:t>
+      </w:r>
+      <w:proofErr w:type="spellEnd"/>
+      <w:r>
+        <w:rPr>
+          <w:rFonts w:hint="eastAsia"/>
+        </w:rPr>
+        <w:t>配置文件，要求如下：</w:t>
+      </w:r>
+    </w:p>
+    <w:p>
+      <w:pPr>
+        <w:pStyle w:val="ListParagraph"/>
+        <w:numPr>
+          <w:ilvl w:val="0"/>
+          <w:numId w:val="5"/>
+        </w:numPr>
+        <w:spacing w:line="360" w:lineRule="auto"/>
+      </w:pPr>
+      <w:r>
+        <w:rPr>
+          <w:rFonts w:hint="eastAsia"/>
+        </w:rPr>
+        <w:t>创建一个</w:t>
+      </w:r>
+      <w:proofErr w:type="spellStart"/>
+      <w:r>
+        <w:rPr>
+          <w:rFonts w:hint="eastAsia"/>
+        </w:rPr>
+        <w:t>james</w:t>
+      </w:r>
+      <w:r>
+        <w:t>.local</w:t>
+      </w:r>
+      <w:proofErr w:type="spellEnd"/>
+      <w:r>
+        <w:rPr>
+          <w:rFonts w:hint="eastAsia"/>
+        </w:rPr>
+        <w:t>的</w:t>
+      </w:r>
+      <w:r>
+        <w:t xml:space="preserve">zone,   </w:t>
+      </w:r>
+      <w:r>
+        <w:rPr>
+          <w:rFonts w:hint="eastAsia"/>
+        </w:rPr>
+        <w:t>只有这个</w:t>
+      </w:r>
+      <w:r>
+        <w:rPr>
+          <w:rFonts w:hint="eastAsia"/>
+        </w:rPr>
+        <w:t>z</w:t>
+      </w:r>
+      <w:r>
+        <w:t>one</w:t>
+      </w:r>
+      <w:r>
+        <w:rPr>
+          <w:rFonts w:hint="eastAsia"/>
+        </w:rPr>
+        <w:t>启用</w:t>
+      </w:r>
+      <w:r>
+        <w:rPr>
+          <w:rFonts w:hint="eastAsia"/>
+        </w:rPr>
+        <w:t>f</w:t>
+      </w:r>
+      <w:r>
+        <w:t>ile</w:t>
+      </w:r>
+      <w:r>
+        <w:rPr>
+          <w:rFonts w:hint="eastAsia"/>
+        </w:rPr>
+        <w:t>插件</w:t>
+      </w:r>
+    </w:p>
+    <w:p>
+      <w:pPr>
+        <w:pStyle w:val="ListParagraph"/>
+        <w:numPr>
+          <w:ilvl w:val="0"/>
+          <w:numId w:val="5"/>
+        </w:numPr>
+        <w:spacing w:line="360" w:lineRule="auto"/>
+      </w:pPr>
+      <w:r>
+        <w:rPr>
+          <w:rFonts w:hint="eastAsia"/>
+        </w:rPr>
+        <w:t>创建一个</w:t>
+      </w:r>
+      <w:r>
+        <w:t>ns1.james.local</w:t>
+      </w:r>
+      <w:r>
+        <w:rPr>
+          <w:rFonts w:hint="eastAsia"/>
+        </w:rPr>
+        <w:t>的</w:t>
+      </w:r>
+      <w:r>
+        <w:rPr>
+          <w:rFonts w:hint="eastAsia"/>
+        </w:rPr>
+        <w:t>zon</w:t>
+      </w:r>
+      <w:r>
+        <w:t xml:space="preserve">e, </w:t>
+      </w:r>
+      <w:r>
+        <w:rPr>
+          <w:rFonts w:hint="eastAsia"/>
+        </w:rPr>
+        <w:t>A</w:t>
+      </w:r>
+      <w:r>
+        <w:rPr>
+          <w:rFonts w:hint="eastAsia"/>
+        </w:rPr>
+        <w:t>记录为</w:t>
+      </w:r>
+      <w:r>
+        <w:rPr>
+          <w:rFonts w:hint="eastAsia"/>
+        </w:rPr>
+        <w:t>1</w:t>
+      </w:r>
+      <w:r>
+        <w:t>92.168.100.25</w:t>
+      </w:r>
+    </w:p>
+    <w:p>
+      <w:pPr>
+        <w:pStyle w:val="ListParagraph"/>
+        <w:numPr>
+          <w:ilvl w:val="0"/>
+          <w:numId w:val="5"/>
+        </w:numPr>
+        <w:spacing w:line="360" w:lineRule="auto"/>
+      </w:pPr>
+      <w:r>
+        <w:rPr>
+          <w:rFonts w:hint="eastAsia"/>
+        </w:rPr>
+        <w:t>创建一个</w:t>
+      </w:r>
+      <w:r>
+        <w:t>ns</w:t>
+      </w:r>
+      <w:r>
+        <w:t>2</w:t>
+      </w:r>
+      <w:r>
+        <w:t>.james.local</w:t>
+      </w:r>
+      <w:r>
+        <w:rPr>
+          <w:rFonts w:hint="eastAsia"/>
+        </w:rPr>
+        <w:t>的</w:t>
+      </w:r>
+      <w:r>
+        <w:rPr>
+          <w:rFonts w:hint="eastAsia"/>
+        </w:rPr>
+        <w:t>zon</w:t>
+      </w:r>
+      <w:r>
+        <w:t xml:space="preserve">e, </w:t>
+      </w:r>
+      <w:r>
+        <w:rPr>
+          <w:rFonts w:hint="eastAsia"/>
+        </w:rPr>
+        <w:t>A</w:t>
+      </w:r>
+      <w:r>
+        <w:rPr>
+          <w:rFonts w:hint="eastAsia"/>
+        </w:rPr>
+        <w:t>记录为</w:t>
+      </w:r>
+      <w:r>
+        <w:rPr>
+          <w:rFonts w:hint="eastAsia"/>
+        </w:rPr>
+        <w:t>1</w:t>
+      </w:r>
+      <w:r>
+        <w:t>92.168.100.2</w:t>
+      </w:r>
+      <w:r>
+        <w:t>6</w:t>
+      </w:r>
+    </w:p>
+    <w:p>
+      <w:pPr>
+        <w:pStyle w:val="ListParagraph"/>
+        <w:spacing w:line="360" w:lineRule="auto"/>
+        <w:rPr>
+          <w:rFonts w:hint="eastAsia"/>
+        </w:rPr>
+      </w:pPr>
     </w:p>
     <w:sectPr>
       <w:pgSz w:w="12240" w:h="15840"/>
@@ -979,6 +2201,184 @@
 <file path=word/numbering.xml><?xml version="1.0" encoding="utf-8"?>
 <w:numbering xmlns:wpc="http://schemas.microsoft.com/office/word/2010/wordprocessingCanvas" xmlns:cx="http://schemas.microsoft.com/office/drawing/2014/chartex" xmlns:cx1="http://schemas.microsoft.com/office/drawing/2015/9/8/chartex" xmlns:cx2="http://schemas.microsoft.com/office/drawing/2015/10/21/chartex" xmlns:cx3="http://schemas.microsoft.com/office/drawing/2016/5/9/chartex" xmlns:cx4="http://schemas.microsoft.com/office/drawing/2016/5/10/chartex" xmlns:cx5="http://schemas.microsoft.com/office/drawing/2016/5/11/chartex" xmlns:cx6="http://schemas.microsoft.com/office/drawing/2016/5/12/chartex" xmlns:cx7="http://schemas.microsoft.com/office/drawing/2016/5/13/chartex" xmlns:cx8="http://schemas.microsoft.com/office/drawing/2016/5/14/chartex" xmlns:mc="http://schemas.openxmlformats.org/markup-compatibility/2006" xmlns:aink="http://schemas.microsoft.com/office/drawing/2016/ink" xmlns:am3d="http://schemas.microsoft.com/office/drawing/2017/model3d" xmlns:o="urn:schemas-microsoft-com:office:office" xmlns:oel="http://schemas.microsoft.com/office/2019/extlst" xmlns:r="http://schemas.openxmlformats.org/officeDocument/2006/relationships" xmlns:m="http://schemas.openxmlformats.org/officeDocument/2006/math" xmlns:v="urn:schemas-microsoft-com:vml" xmlns:wp14="http://schemas.microsoft.com/office/word/2010/wordprocessingDrawing" xmlns:wp="http://schemas.openxmlformats.org/drawingml/2006/wordprocessingDrawing" xmlns:w10="urn:schemas-microsoft-com:office:word" xmlns:w="http://schemas.openxmlformats.org/wordprocessingml/2006/main" xmlns:w14="http://schemas.microsoft.com/office/word/2010/wordml" xmlns:w15="http://schemas.microsoft.com/office/word/2012/wordml" xmlns:w16cex="http://schemas.microsoft.com/office/word/2018/wordml/cex" xmlns:w16cid="http://schemas.microsoft.com/office/word/2016/wordml/cid" xmlns:w16="http://schemas.microsoft.com/office/word/2018/wordml" xmlns:w16sdtdh="http://schemas.microsoft.com/office/word/2020/wordml/sdtdatahash" xmlns:w16se="http://schemas.microsoft.com/office/word/2015/wordml/symex" xmlns:wpg="http://schemas.microsoft.com/office/word/2010/wordprocessingGroup" xmlns:wpi="http://schemas.microsoft.com/office/word/2010/wordprocessingInk" xmlns:wne="http://schemas.microsoft.com/office/word/2006/wordml" xmlns:wps="http://schemas.microsoft.com/office/word/2010/wordprocessingShape" mc:Ignorable="w14 w15 w16se w16cid w16 w16cex w16sdtdh wp14">
   <w:abstractNum w:abstractNumId="0" w15:restartNumberingAfterBreak="0">
+    <w:nsid w:val="114E1817"/>
+    <w:multiLevelType w:val="hybridMultilevel"/>
+    <w:tmpl w:val="20721042"/>
+    <w:lvl w:ilvl="0" w:tplc="0409000F">
+      <w:start w:val="1"/>
+      <w:numFmt w:val="decimal"/>
+      <w:lvlText w:val="%1."/>
+      <w:lvlJc w:val="left"/>
+      <w:pPr>
+        <w:ind w:left="360" w:hanging="360"/>
+      </w:pPr>
+      <w:rPr>
+        <w:rFonts w:hint="default"/>
+      </w:rPr>
+    </w:lvl>
+    <w:lvl w:ilvl="1" w:tplc="04090001">
+      <w:start w:val="1"/>
+      <w:numFmt w:val="bullet"/>
+      <w:lvlText w:val=""/>
+      <w:lvlJc w:val="left"/>
+      <w:pPr>
+        <w:ind w:left="1080" w:hanging="360"/>
+      </w:pPr>
+      <w:rPr>
+        <w:rFonts w:ascii="Symbol" w:hAnsi="Symbol" w:hint="default"/>
+      </w:rPr>
+    </w:lvl>
+    <w:lvl w:ilvl="2" w:tplc="0409001B" w:tentative="1">
+      <w:start w:val="1"/>
+      <w:numFmt w:val="lowerRoman"/>
+      <w:lvlText w:val="%3."/>
+      <w:lvlJc w:val="right"/>
+      <w:pPr>
+        <w:ind w:left="1800" w:hanging="180"/>
+      </w:pPr>
+    </w:lvl>
+    <w:lvl w:ilvl="3" w:tplc="0409000F" w:tentative="1">
+      <w:start w:val="1"/>
+      <w:numFmt w:val="decimal"/>
+      <w:lvlText w:val="%4."/>
+      <w:lvlJc w:val="left"/>
+      <w:pPr>
+        <w:ind w:left="2520" w:hanging="360"/>
+      </w:pPr>
+    </w:lvl>
+    <w:lvl w:ilvl="4" w:tplc="04090019" w:tentative="1">
+      <w:start w:val="1"/>
+      <w:numFmt w:val="lowerLetter"/>
+      <w:lvlText w:val="%5."/>
+      <w:lvlJc w:val="left"/>
+      <w:pPr>
+        <w:ind w:left="3240" w:hanging="360"/>
+      </w:pPr>
+    </w:lvl>
+    <w:lvl w:ilvl="5" w:tplc="0409001B" w:tentative="1">
+      <w:start w:val="1"/>
+      <w:numFmt w:val="lowerRoman"/>
+      <w:lvlText w:val="%6."/>
+      <w:lvlJc w:val="right"/>
+      <w:pPr>
+        <w:ind w:left="3960" w:hanging="180"/>
+      </w:pPr>
+    </w:lvl>
+    <w:lvl w:ilvl="6" w:tplc="0409000F" w:tentative="1">
+      <w:start w:val="1"/>
+      <w:numFmt w:val="decimal"/>
+      <w:lvlText w:val="%7."/>
+      <w:lvlJc w:val="left"/>
+      <w:pPr>
+        <w:ind w:left="4680" w:hanging="360"/>
+      </w:pPr>
+    </w:lvl>
+    <w:lvl w:ilvl="7" w:tplc="04090019" w:tentative="1">
+      <w:start w:val="1"/>
+      <w:numFmt w:val="lowerLetter"/>
+      <w:lvlText w:val="%8."/>
+      <w:lvlJc w:val="left"/>
+      <w:pPr>
+        <w:ind w:left="5400" w:hanging="360"/>
+      </w:pPr>
+    </w:lvl>
+    <w:lvl w:ilvl="8" w:tplc="0409001B" w:tentative="1">
+      <w:start w:val="1"/>
+      <w:numFmt w:val="lowerRoman"/>
+      <w:lvlText w:val="%9."/>
+      <w:lvlJc w:val="right"/>
+      <w:pPr>
+        <w:ind w:left="6120" w:hanging="180"/>
+      </w:pPr>
+    </w:lvl>
+  </w:abstractNum>
+  <w:abstractNum w:abstractNumId="1" w15:restartNumberingAfterBreak="0">
+    <w:nsid w:val="3F1D6D7B"/>
+    <w:multiLevelType w:val="hybridMultilevel"/>
+    <w:tmpl w:val="9FC85362"/>
+    <w:lvl w:ilvl="0" w:tplc="0409000F">
+      <w:start w:val="1"/>
+      <w:numFmt w:val="decimal"/>
+      <w:lvlText w:val="%1."/>
+      <w:lvlJc w:val="left"/>
+      <w:pPr>
+        <w:ind w:left="720" w:hanging="360"/>
+      </w:pPr>
+    </w:lvl>
+    <w:lvl w:ilvl="1" w:tplc="04090019" w:tentative="1">
+      <w:start w:val="1"/>
+      <w:numFmt w:val="lowerLetter"/>
+      <w:lvlText w:val="%2."/>
+      <w:lvlJc w:val="left"/>
+      <w:pPr>
+        <w:ind w:left="1440" w:hanging="360"/>
+      </w:pPr>
+    </w:lvl>
+    <w:lvl w:ilvl="2" w:tplc="0409001B" w:tentative="1">
+      <w:start w:val="1"/>
+      <w:numFmt w:val="lowerRoman"/>
+      <w:lvlText w:val="%3."/>
+      <w:lvlJc w:val="right"/>
+      <w:pPr>
+        <w:ind w:left="2160" w:hanging="180"/>
+      </w:pPr>
+    </w:lvl>
+    <w:lvl w:ilvl="3" w:tplc="0409000F" w:tentative="1">
+      <w:start w:val="1"/>
+      <w:numFmt w:val="decimal"/>
+      <w:lvlText w:val="%4."/>
+      <w:lvlJc w:val="left"/>
+      <w:pPr>
+        <w:ind w:left="2880" w:hanging="360"/>
+      </w:pPr>
+    </w:lvl>
+    <w:lvl w:ilvl="4" w:tplc="04090019" w:tentative="1">
+      <w:start w:val="1"/>
+      <w:numFmt w:val="lowerLetter"/>
+      <w:lvlText w:val="%5."/>
+      <w:lvlJc w:val="left"/>
+      <w:pPr>
+        <w:ind w:left="3600" w:hanging="360"/>
+      </w:pPr>
+    </w:lvl>
+    <w:lvl w:ilvl="5" w:tplc="0409001B" w:tentative="1">
+      <w:start w:val="1"/>
+      <w:numFmt w:val="lowerRoman"/>
+      <w:lvlText w:val="%6."/>
+      <w:lvlJc w:val="right"/>
+      <w:pPr>
+        <w:ind w:left="4320" w:hanging="180"/>
+      </w:pPr>
+    </w:lvl>
+    <w:lvl w:ilvl="6" w:tplc="0409000F" w:tentative="1">
+      <w:start w:val="1"/>
+      <w:numFmt w:val="decimal"/>
+      <w:lvlText w:val="%7."/>
+      <w:lvlJc w:val="left"/>
+      <w:pPr>
+        <w:ind w:left="5040" w:hanging="360"/>
+      </w:pPr>
+    </w:lvl>
+    <w:lvl w:ilvl="7" w:tplc="04090019" w:tentative="1">
+      <w:start w:val="1"/>
+      <w:numFmt w:val="lowerLetter"/>
+      <w:lvlText w:val="%8."/>
+      <w:lvlJc w:val="left"/>
+      <w:pPr>
+        <w:ind w:left="5760" w:hanging="360"/>
+      </w:pPr>
+    </w:lvl>
+    <w:lvl w:ilvl="8" w:tplc="0409001B" w:tentative="1">
+      <w:start w:val="1"/>
+      <w:numFmt w:val="lowerRoman"/>
+      <w:lvlText w:val="%9."/>
+      <w:lvlJc w:val="right"/>
+      <w:pPr>
+        <w:ind w:left="6480" w:hanging="180"/>
+      </w:pPr>
+    </w:lvl>
+  </w:abstractNum>
+  <w:abstractNum w:abstractNumId="2" w15:restartNumberingAfterBreak="0">
     <w:nsid w:val="4E7B10D1"/>
     <w:multiLevelType w:val="hybridMultilevel"/>
     <w:tmpl w:val="844E2710"/>
@@ -1064,7 +2464,93 @@
       </w:pPr>
     </w:lvl>
   </w:abstractNum>
-  <w:abstractNum w:abstractNumId="1" w15:restartNumberingAfterBreak="0">
+  <w:abstractNum w:abstractNumId="3" w15:restartNumberingAfterBreak="0">
+    <w:nsid w:val="515200CB"/>
+    <w:multiLevelType w:val="hybridMultilevel"/>
+    <w:tmpl w:val="57E20D68"/>
+    <w:lvl w:ilvl="0" w:tplc="0409000F">
+      <w:start w:val="1"/>
+      <w:numFmt w:val="decimal"/>
+      <w:lvlText w:val="%1."/>
+      <w:lvlJc w:val="left"/>
+      <w:pPr>
+        <w:ind w:left="720" w:hanging="360"/>
+      </w:pPr>
+    </w:lvl>
+    <w:lvl w:ilvl="1" w:tplc="04090019" w:tentative="1">
+      <w:start w:val="1"/>
+      <w:numFmt w:val="lowerLetter"/>
+      <w:lvlText w:val="%2."/>
+      <w:lvlJc w:val="left"/>
+      <w:pPr>
+        <w:ind w:left="1440" w:hanging="360"/>
+      </w:pPr>
+    </w:lvl>
+    <w:lvl w:ilvl="2" w:tplc="0409001B" w:tentative="1">
+      <w:start w:val="1"/>
+      <w:numFmt w:val="lowerRoman"/>
+      <w:lvlText w:val="%3."/>
+      <w:lvlJc w:val="right"/>
+      <w:pPr>
+        <w:ind w:left="2160" w:hanging="180"/>
+      </w:pPr>
+    </w:lvl>
+    <w:lvl w:ilvl="3" w:tplc="0409000F" w:tentative="1">
+      <w:start w:val="1"/>
+      <w:numFmt w:val="decimal"/>
+      <w:lvlText w:val="%4."/>
+      <w:lvlJc w:val="left"/>
+      <w:pPr>
+        <w:ind w:left="2880" w:hanging="360"/>
+      </w:pPr>
+    </w:lvl>
+    <w:lvl w:ilvl="4" w:tplc="04090019" w:tentative="1">
+      <w:start w:val="1"/>
+      <w:numFmt w:val="lowerLetter"/>
+      <w:lvlText w:val="%5."/>
+      <w:lvlJc w:val="left"/>
+      <w:pPr>
+        <w:ind w:left="3600" w:hanging="360"/>
+      </w:pPr>
+    </w:lvl>
+    <w:lvl w:ilvl="5" w:tplc="0409001B" w:tentative="1">
+      <w:start w:val="1"/>
+      <w:numFmt w:val="lowerRoman"/>
+      <w:lvlText w:val="%6."/>
+      <w:lvlJc w:val="right"/>
+      <w:pPr>
+        <w:ind w:left="4320" w:hanging="180"/>
+      </w:pPr>
+    </w:lvl>
+    <w:lvl w:ilvl="6" w:tplc="0409000F" w:tentative="1">
+      <w:start w:val="1"/>
+      <w:numFmt w:val="decimal"/>
+      <w:lvlText w:val="%7."/>
+      <w:lvlJc w:val="left"/>
+      <w:pPr>
+        <w:ind w:left="5040" w:hanging="360"/>
+      </w:pPr>
+    </w:lvl>
+    <w:lvl w:ilvl="7" w:tplc="04090019" w:tentative="1">
+      <w:start w:val="1"/>
+      <w:numFmt w:val="lowerLetter"/>
+      <w:lvlText w:val="%8."/>
+      <w:lvlJc w:val="left"/>
+      <w:pPr>
+        <w:ind w:left="5760" w:hanging="360"/>
+      </w:pPr>
+    </w:lvl>
+    <w:lvl w:ilvl="8" w:tplc="0409001B" w:tentative="1">
+      <w:start w:val="1"/>
+      <w:numFmt w:val="lowerRoman"/>
+      <w:lvlText w:val="%9."/>
+      <w:lvlJc w:val="right"/>
+      <w:pPr>
+        <w:ind w:left="6480" w:hanging="180"/>
+      </w:pPr>
+    </w:lvl>
+  </w:abstractNum>
+  <w:abstractNum w:abstractNumId="4" w15:restartNumberingAfterBreak="0">
     <w:nsid w:val="727E2057"/>
     <w:multiLevelType w:val="hybridMultilevel"/>
     <w:tmpl w:val="D472C210"/>
@@ -1151,10 +2637,19 @@
     </w:lvl>
   </w:abstractNum>
   <w:num w:numId="1" w16cid:durableId="1842499221">
+    <w:abstractNumId w:val="4"/>
+  </w:num>
+  <w:num w:numId="2" w16cid:durableId="1665890437">
+    <w:abstractNumId w:val="2"/>
+  </w:num>
+  <w:num w:numId="3" w16cid:durableId="1669288359">
+    <w:abstractNumId w:val="0"/>
+  </w:num>
+  <w:num w:numId="4" w16cid:durableId="43218236">
     <w:abstractNumId w:val="1"/>
   </w:num>
-  <w:num w:numId="2" w16cid:durableId="1665890437">
-    <w:abstractNumId w:val="0"/>
+  <w:num w:numId="5" w16cid:durableId="1319573727">
+    <w:abstractNumId w:val="3"/>
   </w:num>
 </w:numbering>
 </file>

--- a/需求.docx
+++ b/需求.docx
@@ -586,10 +586,12 @@
         <w:t xml:space="preserve">    stats auth </w:t>
       </w:r>
       <w:proofErr w:type="spellStart"/>
+      <w:proofErr w:type="gramStart"/>
       <w:r>
         <w:t>admin:pass</w:t>
       </w:r>
       <w:proofErr w:type="spellEnd"/>
+      <w:proofErr w:type="gramEnd"/>
     </w:p>
     <w:p>
       <w:pPr>
@@ -1091,7 +1093,11 @@
         <w:t>n</w:t>
       </w:r>
       <w:r>
-        <w:t>s1.james.local</w:t>
+        <w:t>s1.</w:t>
+      </w:r>
+      <w:proofErr w:type="gramStart"/>
+      <w:r>
+        <w:t>james.local</w:t>
       </w:r>
       <w:r>
         <w:rPr>
@@ -1106,7 +1112,11 @@
         <w:t>n</w:t>
       </w:r>
       <w:r>
-        <w:t>s2.james.local</w:t>
+        <w:t>s2.james</w:t>
+      </w:r>
+      <w:proofErr w:type="gramEnd"/>
+      <w:r>
+        <w:t>.local</w:t>
       </w:r>
     </w:p>
     <w:p>
@@ -1118,9 +1128,11 @@
         </w:numPr>
         <w:spacing w:line="360" w:lineRule="auto"/>
       </w:pPr>
+      <w:proofErr w:type="gramStart"/>
       <w:r>
         <w:t>ns1.james.local</w:t>
       </w:r>
+      <w:proofErr w:type="gramEnd"/>
       <w:r>
         <w:rPr>
           <w:rFonts w:hint="eastAsia"/>
@@ -1163,6 +1175,7 @@
         </w:numPr>
         <w:spacing w:line="360" w:lineRule="auto"/>
       </w:pPr>
+      <w:proofErr w:type="gramStart"/>
       <w:r>
         <w:rPr>
           <w:rFonts w:hint="eastAsia"/>
@@ -1172,6 +1185,7 @@
       <w:r>
         <w:t>s2.james.local</w:t>
       </w:r>
+      <w:proofErr w:type="gramEnd"/>
       <w:r>
         <w:rPr>
           <w:rFonts w:hint="eastAsia"/>
@@ -1246,10 +1260,18 @@
         <w:t>k</w:t>
       </w:r>
       <w:r>
-        <w:t>8s-master</w:t>
-      </w:r>
-      <w:r>
-        <w:t>.james.local</w:t>
+        <w:t>8s-</w:t>
+      </w:r>
+      <w:proofErr w:type="gramStart"/>
+      <w:r>
+        <w:t>master</w:t>
+      </w:r>
+      <w:r>
+        <w:t>.james</w:t>
+      </w:r>
+      <w:proofErr w:type="gramEnd"/>
+      <w:r>
+        <w:t>.local</w:t>
       </w:r>
       <w:r>
         <w:rPr>
@@ -1271,11 +1293,16 @@
         <w:spacing w:line="360" w:lineRule="auto"/>
       </w:pPr>
       <w:r>
-        <w:t>k8s-node01</w:t>
+        <w:t>k8s-</w:t>
+      </w:r>
+      <w:proofErr w:type="gramStart"/>
+      <w:r>
+        <w:t>node01</w:t>
       </w:r>
       <w:r>
         <w:t>.james.local</w:t>
       </w:r>
+      <w:proofErr w:type="gramEnd"/>
       <w:r>
         <w:rPr>
           <w:rFonts w:hint="eastAsia"/>
@@ -1299,11 +1326,16 @@
         <w:spacing w:line="360" w:lineRule="auto"/>
       </w:pPr>
       <w:r>
-        <w:t>k8s-node02</w:t>
+        <w:t>k8s-</w:t>
+      </w:r>
+      <w:proofErr w:type="gramStart"/>
+      <w:r>
+        <w:t>node02</w:t>
       </w:r>
       <w:r>
         <w:t>.james.local</w:t>
       </w:r>
+      <w:proofErr w:type="gramEnd"/>
       <w:r>
         <w:rPr>
           <w:rFonts w:hint="eastAsia"/>
@@ -1314,10 +1346,7 @@
         <w:t xml:space="preserve">    </w:t>
       </w:r>
       <w:r>
-        <w:t xml:space="preserve">    192.168.100.</w:t>
-      </w:r>
-      <w:r>
-        <w:t>3</w:t>
+        <w:t xml:space="preserve">    192.168.100.3</w:t>
       </w:r>
     </w:p>
     <w:p>
@@ -1329,12 +1358,14 @@
         </w:numPr>
         <w:spacing w:line="360" w:lineRule="auto"/>
       </w:pPr>
+      <w:proofErr w:type="gramStart"/>
       <w:r>
         <w:t>prometheus01</w:t>
       </w:r>
       <w:r>
         <w:t>.james.local</w:t>
       </w:r>
+      <w:proofErr w:type="gramEnd"/>
       <w:r>
         <w:rPr>
           <w:rFonts w:hint="eastAsia"/>
@@ -1345,10 +1376,7 @@
         <w:t xml:space="preserve">    </w:t>
       </w:r>
       <w:r>
-        <w:t xml:space="preserve">   192.168.100.</w:t>
-      </w:r>
-      <w:r>
-        <w:t>4</w:t>
+        <w:t xml:space="preserve">   192.168.100.4</w:t>
       </w:r>
     </w:p>
     <w:p>
@@ -1361,11 +1389,16 @@
         <w:spacing w:line="360" w:lineRule="auto"/>
       </w:pPr>
       <w:proofErr w:type="spellStart"/>
+      <w:proofErr w:type="gramStart"/>
       <w:r>
         <w:t>haproxytest</w:t>
       </w:r>
       <w:r>
-        <w:t>.james.local</w:t>
+        <w:t>.james</w:t>
+      </w:r>
+      <w:proofErr w:type="gramEnd"/>
+      <w:r>
+        <w:t>.local</w:t>
       </w:r>
       <w:proofErr w:type="spellEnd"/>
       <w:r>
@@ -1378,10 +1411,7 @@
         <w:t xml:space="preserve">    </w:t>
       </w:r>
       <w:r>
-        <w:t xml:space="preserve">   192.168.100.</w:t>
-      </w:r>
-      <w:r>
-        <w:t>5</w:t>
+        <w:t xml:space="preserve">   192.168.100.5</w:t>
       </w:r>
     </w:p>
     <w:p>
@@ -1394,11 +1424,16 @@
         <w:spacing w:line="360" w:lineRule="auto"/>
       </w:pPr>
       <w:proofErr w:type="spellStart"/>
+      <w:proofErr w:type="gramStart"/>
       <w:r>
         <w:t>zabbix</w:t>
       </w:r>
       <w:r>
-        <w:t>.james.local</w:t>
+        <w:t>.james</w:t>
+      </w:r>
+      <w:proofErr w:type="gramEnd"/>
+      <w:r>
+        <w:t>.local</w:t>
       </w:r>
       <w:proofErr w:type="spellEnd"/>
       <w:r>
@@ -1411,10 +1446,7 @@
         <w:t xml:space="preserve">    </w:t>
       </w:r>
       <w:r>
-        <w:t xml:space="preserve">   192.168.100.</w:t>
-      </w:r>
-      <w:r>
-        <w:t>6</w:t>
+        <w:t xml:space="preserve">   192.168.100.6</w:t>
       </w:r>
     </w:p>
     <w:p>
@@ -1427,11 +1459,16 @@
         <w:spacing w:line="360" w:lineRule="auto"/>
       </w:pPr>
       <w:proofErr w:type="spellStart"/>
+      <w:proofErr w:type="gramStart"/>
       <w:r>
         <w:t>winclient</w:t>
       </w:r>
       <w:r>
-        <w:t>.james.local</w:t>
+        <w:t>.james</w:t>
+      </w:r>
+      <w:proofErr w:type="gramEnd"/>
+      <w:r>
+        <w:t>.local</w:t>
       </w:r>
       <w:proofErr w:type="spellEnd"/>
       <w:r>
@@ -1444,10 +1481,7 @@
         <w:t xml:space="preserve">    </w:t>
       </w:r>
       <w:r>
-        <w:t xml:space="preserve">   192.168.100.</w:t>
-      </w:r>
-      <w:r>
-        <w:t>7</w:t>
+        <w:t xml:space="preserve">   192.168.100.7</w:t>
       </w:r>
     </w:p>
     <w:p>
@@ -1460,11 +1494,16 @@
         <w:spacing w:line="360" w:lineRule="auto"/>
       </w:pPr>
       <w:proofErr w:type="spellStart"/>
+      <w:proofErr w:type="gramStart"/>
       <w:r>
         <w:t>gitlab</w:t>
       </w:r>
       <w:r>
-        <w:t>.james.local</w:t>
+        <w:t>.james</w:t>
+      </w:r>
+      <w:proofErr w:type="gramEnd"/>
+      <w:r>
+        <w:t>.local</w:t>
       </w:r>
       <w:proofErr w:type="spellEnd"/>
       <w:r>
@@ -1477,10 +1516,7 @@
         <w:t xml:space="preserve">    </w:t>
       </w:r>
       <w:r>
-        <w:t xml:space="preserve">    192.168.100.</w:t>
-      </w:r>
-      <w:r>
-        <w:t>8</w:t>
+        <w:t xml:space="preserve">    192.168.100.8</w:t>
       </w:r>
     </w:p>
     <w:p>
@@ -1493,11 +1529,16 @@
         <w:spacing w:line="360" w:lineRule="auto"/>
       </w:pPr>
       <w:proofErr w:type="spellStart"/>
+      <w:proofErr w:type="gramStart"/>
       <w:r>
         <w:t>blackbox</w:t>
       </w:r>
       <w:r>
-        <w:t>.james.local</w:t>
+        <w:t>.james</w:t>
+      </w:r>
+      <w:proofErr w:type="gramEnd"/>
+      <w:r>
+        <w:t>.local</w:t>
       </w:r>
       <w:proofErr w:type="spellEnd"/>
       <w:r>
@@ -1510,10 +1551,7 @@
         <w:t xml:space="preserve">    </w:t>
       </w:r>
       <w:r>
-        <w:t xml:space="preserve">    192.168.100.</w:t>
-      </w:r>
-      <w:r>
-        <w:t>9</w:t>
+        <w:t xml:space="preserve">    192.168.100.9</w:t>
       </w:r>
     </w:p>
     <w:p>
@@ -1525,12 +1563,14 @@
         </w:numPr>
         <w:spacing w:line="360" w:lineRule="auto"/>
       </w:pPr>
+      <w:proofErr w:type="gramStart"/>
       <w:r>
         <w:t>nginx01</w:t>
       </w:r>
       <w:r>
         <w:t>.james.local</w:t>
       </w:r>
+      <w:proofErr w:type="gramEnd"/>
       <w:r>
         <w:rPr>
           <w:rFonts w:hint="eastAsia"/>
@@ -1541,10 +1581,7 @@
         <w:t xml:space="preserve">    </w:t>
       </w:r>
       <w:r>
-        <w:t xml:space="preserve">    192.168.100.</w:t>
-      </w:r>
-      <w:r>
-        <w:t>10</w:t>
+        <w:t xml:space="preserve">    192.168.100.10</w:t>
       </w:r>
     </w:p>
     <w:p>
@@ -1556,12 +1593,14 @@
         </w:numPr>
         <w:spacing w:line="360" w:lineRule="auto"/>
       </w:pPr>
+      <w:proofErr w:type="gramStart"/>
       <w:r>
         <w:t>nginx02</w:t>
       </w:r>
       <w:r>
         <w:t>.james.local</w:t>
       </w:r>
+      <w:proofErr w:type="gramEnd"/>
       <w:r>
         <w:rPr>
           <w:rFonts w:hint="eastAsia"/>
@@ -1572,10 +1611,7 @@
         <w:t xml:space="preserve">    </w:t>
       </w:r>
       <w:r>
-        <w:t xml:space="preserve">   192.168.100.</w:t>
-      </w:r>
-      <w:r>
-        <w:t>11</w:t>
+        <w:t xml:space="preserve">   192.168.100.11</w:t>
       </w:r>
     </w:p>
     <w:p>
@@ -1587,12 +1623,14 @@
         </w:numPr>
         <w:spacing w:line="360" w:lineRule="auto"/>
       </w:pPr>
+      <w:proofErr w:type="gramStart"/>
       <w:r>
         <w:t>web01</w:t>
       </w:r>
       <w:r>
         <w:t>.james.local</w:t>
       </w:r>
+      <w:proofErr w:type="gramEnd"/>
       <w:r>
         <w:rPr>
           <w:rFonts w:hint="eastAsia"/>
@@ -1603,10 +1641,7 @@
         <w:t xml:space="preserve">    </w:t>
       </w:r>
       <w:r>
-        <w:t xml:space="preserve">   192.168.100.</w:t>
-      </w:r>
-      <w:r>
-        <w:t>12</w:t>
+        <w:t xml:space="preserve">   192.168.100.12</w:t>
       </w:r>
     </w:p>
     <w:p>
@@ -1618,6 +1653,7 @@
         </w:numPr>
         <w:spacing w:line="360" w:lineRule="auto"/>
       </w:pPr>
+      <w:proofErr w:type="gramStart"/>
       <w:r>
         <w:lastRenderedPageBreak/>
         <w:t>web02</w:t>
@@ -1625,6 +1661,7 @@
       <w:r>
         <w:t>.james.local</w:t>
       </w:r>
+      <w:proofErr w:type="gramEnd"/>
       <w:r>
         <w:rPr>
           <w:rFonts w:hint="eastAsia"/>
@@ -1635,10 +1672,7 @@
         <w:t xml:space="preserve">    </w:t>
       </w:r>
       <w:r>
-        <w:t xml:space="preserve">   192.168.100.</w:t>
-      </w:r>
-      <w:r>
-        <w:t>13</w:t>
+        <w:t xml:space="preserve">   192.168.100.13</w:t>
       </w:r>
     </w:p>
     <w:p>
@@ -1970,9 +2004,11 @@
         </w:rPr>
         <w:t>的</w:t>
       </w:r>
+      <w:proofErr w:type="gramStart"/>
       <w:r>
         <w:t xml:space="preserve">zone,   </w:t>
       </w:r>
+      <w:proofErr w:type="gramEnd"/>
       <w:r>
         <w:rPr>
           <w:rFonts w:hint="eastAsia"/>
@@ -2026,8 +2062,13 @@
         <w:t>创建一个</w:t>
       </w:r>
       <w:r>
-        <w:t>ns1.james.local</w:t>
-      </w:r>
+        <w:t>ns1.</w:t>
+      </w:r>
+      <w:proofErr w:type="gramStart"/>
+      <w:r>
+        <w:t>james.local</w:t>
+      </w:r>
+      <w:proofErr w:type="gramEnd"/>
       <w:r>
         <w:rPr>
           <w:rFonts w:hint="eastAsia"/>
@@ -2081,14 +2122,13 @@
         <w:t>创建一个</w:t>
       </w:r>
       <w:r>
-        <w:t>ns</w:t>
-      </w:r>
-      <w:r>
-        <w:t>2</w:t>
-      </w:r>
-      <w:r>
-        <w:t>.james.local</w:t>
-      </w:r>
+        <w:t>ns2.</w:t>
+      </w:r>
+      <w:proofErr w:type="gramStart"/>
+      <w:r>
+        <w:t>james.local</w:t>
+      </w:r>
+      <w:proofErr w:type="gramEnd"/>
       <w:r>
         <w:rPr>
           <w:rFonts w:hint="eastAsia"/>
@@ -2123,19 +2163,178 @@
         <w:t>1</w:t>
       </w:r>
       <w:r>
-        <w:t>92.168.100.2</w:t>
-      </w:r>
-      <w:r>
-        <w:t>6</w:t>
-      </w:r>
-    </w:p>
-    <w:p>
-      <w:pPr>
-        <w:pStyle w:val="ListParagraph"/>
-        <w:spacing w:line="360" w:lineRule="auto"/>
-        <w:rPr>
-          <w:rFonts w:hint="eastAsia"/>
-        </w:rPr>
+        <w:t>92.168.100.26</w:t>
+      </w:r>
+    </w:p>
+    <w:p>
+      <w:pPr>
+        <w:spacing w:line="360" w:lineRule="auto"/>
+      </w:pPr>
+    </w:p>
+    <w:p>
+      <w:pPr>
+        <w:pStyle w:val="ListParagraph"/>
+        <w:numPr>
+          <w:ilvl w:val="0"/>
+          <w:numId w:val="7"/>
+        </w:numPr>
+        <w:spacing w:line="360" w:lineRule="auto"/>
+      </w:pPr>
+      <w:bookmarkStart w:id="0" w:name="OLE_LINK1"/>
+      <w:r>
+        <w:rPr>
+          <w:rFonts w:hint="eastAsia"/>
+        </w:rPr>
+        <w:t>我的</w:t>
+      </w:r>
+      <w:r>
+        <w:rPr>
+          <w:rFonts w:hint="eastAsia"/>
+        </w:rPr>
+        <w:t>O</w:t>
+      </w:r>
+      <w:r>
+        <w:t>S</w:t>
+      </w:r>
+      <w:r>
+        <w:rPr>
+          <w:rFonts w:hint="eastAsia"/>
+        </w:rPr>
+        <w:t>为</w:t>
+      </w:r>
+      <w:r>
+        <w:rPr>
+          <w:rFonts w:hint="eastAsia"/>
+        </w:rPr>
+        <w:t>C</w:t>
+      </w:r>
+      <w:r>
+        <w:t>entOS 7.9</w:t>
+      </w:r>
+    </w:p>
+    <w:p>
+      <w:pPr>
+        <w:pStyle w:val="ListParagraph"/>
+        <w:numPr>
+          <w:ilvl w:val="0"/>
+          <w:numId w:val="7"/>
+        </w:numPr>
+        <w:spacing w:line="360" w:lineRule="auto"/>
+      </w:pPr>
+      <w:proofErr w:type="spellStart"/>
+      <w:r>
+        <w:rPr>
+          <w:rFonts w:hint="eastAsia"/>
+        </w:rPr>
+        <w:t>rs</w:t>
+      </w:r>
+      <w:r>
+        <w:t>yslog</w:t>
+      </w:r>
+      <w:proofErr w:type="spellEnd"/>
+      <w:r>
+        <w:rPr>
+          <w:rFonts w:hint="eastAsia"/>
+        </w:rPr>
+        <w:t>需要收集本机</w:t>
+      </w:r>
+      <w:proofErr w:type="spellStart"/>
+      <w:r>
+        <w:rPr>
+          <w:rFonts w:hint="eastAsia"/>
+        </w:rPr>
+        <w:t>c</w:t>
+      </w:r>
+      <w:r>
+        <w:t>oredns</w:t>
+      </w:r>
+      <w:proofErr w:type="spellEnd"/>
+      <w:r>
+        <w:rPr>
+          <w:rFonts w:hint="eastAsia"/>
+        </w:rPr>
+        <w:t>的日志</w:t>
+      </w:r>
+    </w:p>
+    <w:p>
+      <w:pPr>
+        <w:spacing w:line="360" w:lineRule="auto"/>
+      </w:pPr>
+      <w:r>
+        <w:rPr>
+          <w:rFonts w:hint="eastAsia"/>
+        </w:rPr>
+        <w:t>请生成安装</w:t>
+      </w:r>
+      <w:r>
+        <w:rPr>
+          <w:rFonts w:hint="eastAsia"/>
+        </w:rPr>
+        <w:t>配置</w:t>
+      </w:r>
+      <w:proofErr w:type="spellStart"/>
+      <w:r>
+        <w:rPr>
+          <w:rFonts w:hint="eastAsia"/>
+        </w:rPr>
+        <w:t>r</w:t>
+      </w:r>
+      <w:r>
+        <w:t>syslog</w:t>
+      </w:r>
+      <w:proofErr w:type="spellEnd"/>
+      <w:r>
+        <w:rPr>
+          <w:rFonts w:hint="eastAsia"/>
+        </w:rPr>
+        <w:t>的</w:t>
+      </w:r>
+      <w:r>
+        <w:rPr>
+          <w:rFonts w:hint="eastAsia"/>
+        </w:rPr>
+        <w:t>自动化</w:t>
+      </w:r>
+      <w:r>
+        <w:rPr>
+          <w:rFonts w:hint="eastAsia"/>
+        </w:rPr>
+        <w:t>脚本，要求如下：</w:t>
+      </w:r>
+    </w:p>
+    <w:p>
+      <w:pPr>
+        <w:spacing w:line="360" w:lineRule="auto"/>
+      </w:pPr>
+      <w:r>
+        <w:rPr>
+          <w:rFonts w:hint="eastAsia"/>
+        </w:rPr>
+        <w:t>谢谢！</w:t>
+      </w:r>
+    </w:p>
+    <w:bookmarkEnd w:id="0"/>
+    <w:p>
+      <w:pPr>
+        <w:spacing w:line="360" w:lineRule="auto"/>
+        <w:rPr>
+          <w:rFonts w:hint="eastAsia"/>
+        </w:rPr>
+      </w:pPr>
+    </w:p>
+    <w:p>
+      <w:pPr>
+        <w:pStyle w:val="ListParagraph"/>
+        <w:spacing w:line="360" w:lineRule="auto"/>
+        <w:rPr>
+          <w:rFonts w:hint="eastAsia"/>
+        </w:rPr>
+      </w:pPr>
+    </w:p>
+    <w:p>
+      <w:pPr>
+        <w:pStyle w:val="ListParagraph"/>
+        <w:spacing w:line="360" w:lineRule="auto"/>
       </w:pPr>
     </w:p>
     <w:sectPr>
@@ -2293,6 +2492,92 @@
     </w:lvl>
   </w:abstractNum>
   <w:abstractNum w:abstractNumId="1" w15:restartNumberingAfterBreak="0">
+    <w:nsid w:val="217F3895"/>
+    <w:multiLevelType w:val="hybridMultilevel"/>
+    <w:tmpl w:val="C82A90AC"/>
+    <w:lvl w:ilvl="0" w:tplc="0409000F">
+      <w:start w:val="1"/>
+      <w:numFmt w:val="decimal"/>
+      <w:lvlText w:val="%1."/>
+      <w:lvlJc w:val="left"/>
+      <w:pPr>
+        <w:ind w:left="360" w:hanging="360"/>
+      </w:pPr>
+    </w:lvl>
+    <w:lvl w:ilvl="1" w:tplc="04090019" w:tentative="1">
+      <w:start w:val="1"/>
+      <w:numFmt w:val="lowerLetter"/>
+      <w:lvlText w:val="%2."/>
+      <w:lvlJc w:val="left"/>
+      <w:pPr>
+        <w:ind w:left="1080" w:hanging="360"/>
+      </w:pPr>
+    </w:lvl>
+    <w:lvl w:ilvl="2" w:tplc="0409001B" w:tentative="1">
+      <w:start w:val="1"/>
+      <w:numFmt w:val="lowerRoman"/>
+      <w:lvlText w:val="%3."/>
+      <w:lvlJc w:val="right"/>
+      <w:pPr>
+        <w:ind w:left="1800" w:hanging="180"/>
+      </w:pPr>
+    </w:lvl>
+    <w:lvl w:ilvl="3" w:tplc="0409000F" w:tentative="1">
+      <w:start w:val="1"/>
+      <w:numFmt w:val="decimal"/>
+      <w:lvlText w:val="%4."/>
+      <w:lvlJc w:val="left"/>
+      <w:pPr>
+        <w:ind w:left="2520" w:hanging="360"/>
+      </w:pPr>
+    </w:lvl>
+    <w:lvl w:ilvl="4" w:tplc="04090019" w:tentative="1">
+      <w:start w:val="1"/>
+      <w:numFmt w:val="lowerLetter"/>
+      <w:lvlText w:val="%5."/>
+      <w:lvlJc w:val="left"/>
+      <w:pPr>
+        <w:ind w:left="3240" w:hanging="360"/>
+      </w:pPr>
+    </w:lvl>
+    <w:lvl w:ilvl="5" w:tplc="0409001B" w:tentative="1">
+      <w:start w:val="1"/>
+      <w:numFmt w:val="lowerRoman"/>
+      <w:lvlText w:val="%6."/>
+      <w:lvlJc w:val="right"/>
+      <w:pPr>
+        <w:ind w:left="3960" w:hanging="180"/>
+      </w:pPr>
+    </w:lvl>
+    <w:lvl w:ilvl="6" w:tplc="0409000F" w:tentative="1">
+      <w:start w:val="1"/>
+      <w:numFmt w:val="decimal"/>
+      <w:lvlText w:val="%7."/>
+      <w:lvlJc w:val="left"/>
+      <w:pPr>
+        <w:ind w:left="4680" w:hanging="360"/>
+      </w:pPr>
+    </w:lvl>
+    <w:lvl w:ilvl="7" w:tplc="04090019" w:tentative="1">
+      <w:start w:val="1"/>
+      <w:numFmt w:val="lowerLetter"/>
+      <w:lvlText w:val="%8."/>
+      <w:lvlJc w:val="left"/>
+      <w:pPr>
+        <w:ind w:left="5400" w:hanging="360"/>
+      </w:pPr>
+    </w:lvl>
+    <w:lvl w:ilvl="8" w:tplc="0409001B" w:tentative="1">
+      <w:start w:val="1"/>
+      <w:numFmt w:val="lowerRoman"/>
+      <w:lvlText w:val="%9."/>
+      <w:lvlJc w:val="right"/>
+      <w:pPr>
+        <w:ind w:left="6120" w:hanging="180"/>
+      </w:pPr>
+    </w:lvl>
+  </w:abstractNum>
+  <w:abstractNum w:abstractNumId="2" w15:restartNumberingAfterBreak="0">
     <w:nsid w:val="3F1D6D7B"/>
     <w:multiLevelType w:val="hybridMultilevel"/>
     <w:tmpl w:val="9FC85362"/>
@@ -2378,7 +2663,93 @@
       </w:pPr>
     </w:lvl>
   </w:abstractNum>
-  <w:abstractNum w:abstractNumId="2" w15:restartNumberingAfterBreak="0">
+  <w:abstractNum w:abstractNumId="3" w15:restartNumberingAfterBreak="0">
+    <w:nsid w:val="47D4555D"/>
+    <w:multiLevelType w:val="hybridMultilevel"/>
+    <w:tmpl w:val="10FAC95C"/>
+    <w:lvl w:ilvl="0" w:tplc="0409000F">
+      <w:start w:val="1"/>
+      <w:numFmt w:val="decimal"/>
+      <w:lvlText w:val="%1."/>
+      <w:lvlJc w:val="left"/>
+      <w:pPr>
+        <w:ind w:left="720" w:hanging="360"/>
+      </w:pPr>
+    </w:lvl>
+    <w:lvl w:ilvl="1" w:tplc="04090019" w:tentative="1">
+      <w:start w:val="1"/>
+      <w:numFmt w:val="lowerLetter"/>
+      <w:lvlText w:val="%2."/>
+      <w:lvlJc w:val="left"/>
+      <w:pPr>
+        <w:ind w:left="1440" w:hanging="360"/>
+      </w:pPr>
+    </w:lvl>
+    <w:lvl w:ilvl="2" w:tplc="0409001B" w:tentative="1">
+      <w:start w:val="1"/>
+      <w:numFmt w:val="lowerRoman"/>
+      <w:lvlText w:val="%3."/>
+      <w:lvlJc w:val="right"/>
+      <w:pPr>
+        <w:ind w:left="2160" w:hanging="180"/>
+      </w:pPr>
+    </w:lvl>
+    <w:lvl w:ilvl="3" w:tplc="0409000F" w:tentative="1">
+      <w:start w:val="1"/>
+      <w:numFmt w:val="decimal"/>
+      <w:lvlText w:val="%4."/>
+      <w:lvlJc w:val="left"/>
+      <w:pPr>
+        <w:ind w:left="2880" w:hanging="360"/>
+      </w:pPr>
+    </w:lvl>
+    <w:lvl w:ilvl="4" w:tplc="04090019" w:tentative="1">
+      <w:start w:val="1"/>
+      <w:numFmt w:val="lowerLetter"/>
+      <w:lvlText w:val="%5."/>
+      <w:lvlJc w:val="left"/>
+      <w:pPr>
+        <w:ind w:left="3600" w:hanging="360"/>
+      </w:pPr>
+    </w:lvl>
+    <w:lvl w:ilvl="5" w:tplc="0409001B" w:tentative="1">
+      <w:start w:val="1"/>
+      <w:numFmt w:val="lowerRoman"/>
+      <w:lvlText w:val="%6."/>
+      <w:lvlJc w:val="right"/>
+      <w:pPr>
+        <w:ind w:left="4320" w:hanging="180"/>
+      </w:pPr>
+    </w:lvl>
+    <w:lvl w:ilvl="6" w:tplc="0409000F" w:tentative="1">
+      <w:start w:val="1"/>
+      <w:numFmt w:val="decimal"/>
+      <w:lvlText w:val="%7."/>
+      <w:lvlJc w:val="left"/>
+      <w:pPr>
+        <w:ind w:left="5040" w:hanging="360"/>
+      </w:pPr>
+    </w:lvl>
+    <w:lvl w:ilvl="7" w:tplc="04090019" w:tentative="1">
+      <w:start w:val="1"/>
+      <w:numFmt w:val="lowerLetter"/>
+      <w:lvlText w:val="%8."/>
+      <w:lvlJc w:val="left"/>
+      <w:pPr>
+        <w:ind w:left="5760" w:hanging="360"/>
+      </w:pPr>
+    </w:lvl>
+    <w:lvl w:ilvl="8" w:tplc="0409001B" w:tentative="1">
+      <w:start w:val="1"/>
+      <w:numFmt w:val="lowerRoman"/>
+      <w:lvlText w:val="%9."/>
+      <w:lvlJc w:val="right"/>
+      <w:pPr>
+        <w:ind w:left="6480" w:hanging="180"/>
+      </w:pPr>
+    </w:lvl>
+  </w:abstractNum>
+  <w:abstractNum w:abstractNumId="4" w15:restartNumberingAfterBreak="0">
     <w:nsid w:val="4E7B10D1"/>
     <w:multiLevelType w:val="hybridMultilevel"/>
     <w:tmpl w:val="844E2710"/>
@@ -2464,7 +2835,7 @@
       </w:pPr>
     </w:lvl>
   </w:abstractNum>
-  <w:abstractNum w:abstractNumId="3" w15:restartNumberingAfterBreak="0">
+  <w:abstractNum w:abstractNumId="5" w15:restartNumberingAfterBreak="0">
     <w:nsid w:val="515200CB"/>
     <w:multiLevelType w:val="hybridMultilevel"/>
     <w:tmpl w:val="57E20D68"/>
@@ -2550,7 +2921,7 @@
       </w:pPr>
     </w:lvl>
   </w:abstractNum>
-  <w:abstractNum w:abstractNumId="4" w15:restartNumberingAfterBreak="0">
+  <w:abstractNum w:abstractNumId="6" w15:restartNumberingAfterBreak="0">
     <w:nsid w:val="727E2057"/>
     <w:multiLevelType w:val="hybridMultilevel"/>
     <w:tmpl w:val="D472C210"/>
@@ -2637,19 +3008,25 @@
     </w:lvl>
   </w:abstractNum>
   <w:num w:numId="1" w16cid:durableId="1842499221">
-    <w:abstractNumId w:val="4"/>
+    <w:abstractNumId w:val="6"/>
   </w:num>
   <w:num w:numId="2" w16cid:durableId="1665890437">
-    <w:abstractNumId w:val="2"/>
+    <w:abstractNumId w:val="4"/>
   </w:num>
   <w:num w:numId="3" w16cid:durableId="1669288359">
     <w:abstractNumId w:val="0"/>
   </w:num>
   <w:num w:numId="4" w16cid:durableId="43218236">
-    <w:abstractNumId w:val="1"/>
+    <w:abstractNumId w:val="2"/>
   </w:num>
   <w:num w:numId="5" w16cid:durableId="1319573727">
+    <w:abstractNumId w:val="5"/>
+  </w:num>
+  <w:num w:numId="6" w16cid:durableId="186870459">
     <w:abstractNumId w:val="3"/>
+  </w:num>
+  <w:num w:numId="7" w16cid:durableId="1148596831">
+    <w:abstractNumId w:val="1"/>
   </w:num>
 </w:numbering>
 </file>
